--- a/docs/classwork/HouseCheck-Industry-Research-Notes.docx
+++ b/docs/classwork/HouseCheck-Industry-Research-Notes.docx
@@ -61,50 +61,34 @@
       </w:pPr>
       <w:r>
         <w:rPr/>
-        <w:t>Living document. The open questions in §6 are the current edge, not a closing summary.</w:t>
-      </w:r>
-    </w:p>
-    <w:p>
-      <w:pPr>
-        <w:pStyle w:val="BodyText"/>
-        <w:bidi w:val="0"/>
-        <w:spacing w:before="200" w:after="200"/>
-        <w:ind w:hanging="0" w:start="200" w:end="200"/>
-        <w:jc w:val="start"/>
-        <w:rPr>
-          <w:color w:val="1C1C1E"/>
-          <w:bdr w:val="single" w:sz="24" w:space="12" w:color="2A8440"/>
-          <w:shd w:fill="F0F0F2" w:val="clear"/>
-        </w:rPr>
-      </w:pPr>
-      <w:r>
-        <w:rPr>
-          <w:color w:val="1C1C1E"/>
-          <w:bdr w:val="single" w:sz="24" w:space="12" w:color="2A8440"/>
-          <w:shd w:fill="F0F0F2" w:val="clear"/>
+        <w:t>Living document. The open questions in §7 are the current edge, not a closing summary.</w:t>
+      </w:r>
+    </w:p>
+    <w:p>
+      <w:pPr>
+        <w:pStyle w:val="BlockQuotation"/>
+        <w:bidi w:val="0"/>
+        <w:jc w:val="start"/>
+        <w:rPr>
+          <w:b/>
+        </w:rPr>
+      </w:pPr>
+      <w:r>
+        <w:rPr>
+          <w:b/>
         </w:rPr>
         <w:t>STANDARD USED THROUGHOUT</w:t>
       </w:r>
     </w:p>
     <w:p>
       <w:pPr>
-        <w:pStyle w:val="BodyText"/>
-        <w:bidi w:val="0"/>
-        <w:spacing w:before="200" w:after="200"/>
-        <w:ind w:hanging="0" w:start="200" w:end="200"/>
-        <w:jc w:val="start"/>
-        <w:rPr>
-          <w:color w:val="1C1C1E"/>
-          <w:bdr w:val="single" w:sz="24" w:space="12" w:color="2A8440"/>
-          <w:shd w:fill="F0F0F2" w:val="clear"/>
-        </w:rPr>
-      </w:pPr>
-      <w:r>
-        <w:rPr>
-          <w:color w:val="1C1C1E"/>
-          <w:bdr w:val="single" w:sz="24" w:space="12" w:color="2A8440"/>
-          <w:shd w:fill="F0F0F2" w:val="clear"/>
-        </w:rPr>
+        <w:pStyle w:val="BlockQuotation"/>
+        <w:bidi w:val="0"/>
+        <w:jc w:val="start"/>
+        <w:rPr/>
+      </w:pPr>
+      <w:r>
+        <w:rPr/>
         <w:t>Every figure carries its source, and confidence is stated where a source is weak. Nothing here is estimated and then presented as measured. Claims from our own build are marked and can be checked against a live URL.</w:t>
       </w:r>
     </w:p>
@@ -274,26 +258,26 @@
     </w:p>
     <w:tbl>
       <w:tblPr>
-        <w:tblW w:w="9746" w:type="dxa"/>
+        <w:tblW w:w="5000" w:type="pct"/>
         <w:jc w:val="start"/>
         <w:tblInd w:w="0" w:type="dxa"/>
         <w:tblLayout w:type="fixed"/>
         <w:tblCellMar>
-          <w:top w:w="28" w:type="dxa"/>
-          <w:start w:w="28" w:type="dxa"/>
-          <w:bottom w:w="28" w:type="dxa"/>
-          <w:end w:w="28" w:type="dxa"/>
+          <w:top w:w="90" w:type="dxa"/>
+          <w:start w:w="90" w:type="dxa"/>
+          <w:bottom w:w="90" w:type="dxa"/>
+          <w:end w:w="90" w:type="dxa"/>
         </w:tblCellMar>
       </w:tblPr>
       <w:tblGrid>
-        <w:gridCol w:w="1112"/>
-        <w:gridCol w:w="8634"/>
+        <w:gridCol w:w="1202"/>
+        <w:gridCol w:w="8544"/>
       </w:tblGrid>
       <w:tr>
         <w:trPr/>
         <w:tc>
           <w:tcPr>
-            <w:tcW w:w="1112" w:type="dxa"/>
+            <w:tcW w:w="1202" w:type="dxa"/>
             <w:tcBorders/>
             <w:vAlign w:val="center"/>
           </w:tcPr>
@@ -317,7 +301,7 @@
         </w:tc>
         <w:tc>
           <w:tcPr>
-            <w:tcW w:w="8634" w:type="dxa"/>
+            <w:tcW w:w="8544" w:type="dxa"/>
             <w:tcBorders/>
             <w:vAlign w:val="center"/>
           </w:tcPr>
@@ -344,7 +328,7 @@
         <w:trPr/>
         <w:tc>
           <w:tcPr>
-            <w:tcW w:w="1112" w:type="dxa"/>
+            <w:tcW w:w="1202" w:type="dxa"/>
             <w:tcBorders/>
             <w:vAlign w:val="center"/>
           </w:tcPr>
@@ -365,7 +349,7 @@
         </w:tc>
         <w:tc>
           <w:tcPr>
-            <w:tcW w:w="8634" w:type="dxa"/>
+            <w:tcW w:w="8544" w:type="dxa"/>
             <w:tcBorders/>
             <w:vAlign w:val="center"/>
           </w:tcPr>
@@ -389,7 +373,7 @@
         <w:trPr/>
         <w:tc>
           <w:tcPr>
-            <w:tcW w:w="1112" w:type="dxa"/>
+            <w:tcW w:w="1202" w:type="dxa"/>
             <w:tcBorders/>
             <w:vAlign w:val="center"/>
           </w:tcPr>
@@ -410,7 +394,7 @@
         </w:tc>
         <w:tc>
           <w:tcPr>
-            <w:tcW w:w="8634" w:type="dxa"/>
+            <w:tcW w:w="8544" w:type="dxa"/>
             <w:tcBorders/>
             <w:vAlign w:val="center"/>
           </w:tcPr>
@@ -434,7 +418,7 @@
         <w:trPr/>
         <w:tc>
           <w:tcPr>
-            <w:tcW w:w="1112" w:type="dxa"/>
+            <w:tcW w:w="1202" w:type="dxa"/>
             <w:tcBorders/>
             <w:vAlign w:val="center"/>
           </w:tcPr>
@@ -455,7 +439,7 @@
         </w:tc>
         <w:tc>
           <w:tcPr>
-            <w:tcW w:w="8634" w:type="dxa"/>
+            <w:tcW w:w="8544" w:type="dxa"/>
             <w:tcBorders/>
             <w:vAlign w:val="center"/>
           </w:tcPr>
@@ -479,7 +463,7 @@
         <w:trPr/>
         <w:tc>
           <w:tcPr>
-            <w:tcW w:w="1112" w:type="dxa"/>
+            <w:tcW w:w="1202" w:type="dxa"/>
             <w:tcBorders/>
             <w:vAlign w:val="center"/>
           </w:tcPr>
@@ -500,7 +484,7 @@
         </w:tc>
         <w:tc>
           <w:tcPr>
-            <w:tcW w:w="8634" w:type="dxa"/>
+            <w:tcW w:w="8544" w:type="dxa"/>
             <w:tcBorders/>
             <w:vAlign w:val="center"/>
           </w:tcPr>
@@ -534,7 +518,7 @@
         <w:trPr/>
         <w:tc>
           <w:tcPr>
-            <w:tcW w:w="1112" w:type="dxa"/>
+            <w:tcW w:w="1202" w:type="dxa"/>
             <w:tcBorders/>
             <w:vAlign w:val="center"/>
           </w:tcPr>
@@ -555,7 +539,7 @@
         </w:tc>
         <w:tc>
           <w:tcPr>
-            <w:tcW w:w="8634" w:type="dxa"/>
+            <w:tcW w:w="8544" w:type="dxa"/>
             <w:tcBorders/>
             <w:vAlign w:val="center"/>
           </w:tcPr>
@@ -579,7 +563,7 @@
         <w:trPr/>
         <w:tc>
           <w:tcPr>
-            <w:tcW w:w="1112" w:type="dxa"/>
+            <w:tcW w:w="1202" w:type="dxa"/>
             <w:tcBorders/>
             <w:vAlign w:val="center"/>
           </w:tcPr>
@@ -600,7 +584,7 @@
         </w:tc>
         <w:tc>
           <w:tcPr>
-            <w:tcW w:w="8634" w:type="dxa"/>
+            <w:tcW w:w="8544" w:type="dxa"/>
             <w:tcBorders/>
             <w:vAlign w:val="center"/>
           </w:tcPr>
@@ -644,7 +628,7 @@
         <w:trPr/>
         <w:tc>
           <w:tcPr>
-            <w:tcW w:w="1112" w:type="dxa"/>
+            <w:tcW w:w="1202" w:type="dxa"/>
             <w:tcBorders/>
             <w:vAlign w:val="center"/>
           </w:tcPr>
@@ -665,7 +649,7 @@
         </w:tc>
         <w:tc>
           <w:tcPr>
-            <w:tcW w:w="8634" w:type="dxa"/>
+            <w:tcW w:w="8544" w:type="dxa"/>
             <w:tcBorders/>
             <w:vAlign w:val="center"/>
           </w:tcPr>
@@ -724,26 +708,26 @@
     </w:p>
     <w:tbl>
       <w:tblPr>
-        <w:tblW w:w="9746" w:type="dxa"/>
+        <w:tblW w:w="5000" w:type="pct"/>
         <w:jc w:val="start"/>
         <w:tblInd w:w="0" w:type="dxa"/>
         <w:tblLayout w:type="fixed"/>
         <w:tblCellMar>
-          <w:top w:w="28" w:type="dxa"/>
-          <w:start w:w="28" w:type="dxa"/>
-          <w:bottom w:w="28" w:type="dxa"/>
-          <w:end w:w="28" w:type="dxa"/>
+          <w:top w:w="90" w:type="dxa"/>
+          <w:start w:w="90" w:type="dxa"/>
+          <w:bottom w:w="90" w:type="dxa"/>
+          <w:end w:w="90" w:type="dxa"/>
         </w:tblCellMar>
       </w:tblPr>
       <w:tblGrid>
-        <w:gridCol w:w="985"/>
-        <w:gridCol w:w="8761"/>
+        <w:gridCol w:w="1078"/>
+        <w:gridCol w:w="8668"/>
       </w:tblGrid>
       <w:tr>
         <w:trPr/>
         <w:tc>
           <w:tcPr>
-            <w:tcW w:w="985" w:type="dxa"/>
+            <w:tcW w:w="1078" w:type="dxa"/>
             <w:tcBorders/>
             <w:vAlign w:val="center"/>
           </w:tcPr>
@@ -767,7 +751,7 @@
         </w:tc>
         <w:tc>
           <w:tcPr>
-            <w:tcW w:w="8761" w:type="dxa"/>
+            <w:tcW w:w="8668" w:type="dxa"/>
             <w:tcBorders/>
             <w:vAlign w:val="center"/>
           </w:tcPr>
@@ -794,7 +778,7 @@
         <w:trPr/>
         <w:tc>
           <w:tcPr>
-            <w:tcW w:w="985" w:type="dxa"/>
+            <w:tcW w:w="1078" w:type="dxa"/>
             <w:tcBorders/>
             <w:vAlign w:val="center"/>
           </w:tcPr>
@@ -815,7 +799,7 @@
         </w:tc>
         <w:tc>
           <w:tcPr>
-            <w:tcW w:w="8761" w:type="dxa"/>
+            <w:tcW w:w="8668" w:type="dxa"/>
             <w:tcBorders/>
             <w:vAlign w:val="center"/>
           </w:tcPr>
@@ -839,7 +823,7 @@
         <w:trPr/>
         <w:tc>
           <w:tcPr>
-            <w:tcW w:w="985" w:type="dxa"/>
+            <w:tcW w:w="1078" w:type="dxa"/>
             <w:tcBorders/>
             <w:vAlign w:val="center"/>
           </w:tcPr>
@@ -860,7 +844,7 @@
         </w:tc>
         <w:tc>
           <w:tcPr>
-            <w:tcW w:w="8761" w:type="dxa"/>
+            <w:tcW w:w="8668" w:type="dxa"/>
             <w:tcBorders/>
             <w:vAlign w:val="center"/>
           </w:tcPr>
@@ -890,7 +874,7 @@
         <w:trPr/>
         <w:tc>
           <w:tcPr>
-            <w:tcW w:w="985" w:type="dxa"/>
+            <w:tcW w:w="1078" w:type="dxa"/>
             <w:tcBorders/>
             <w:vAlign w:val="center"/>
           </w:tcPr>
@@ -911,7 +895,7 @@
         </w:tc>
         <w:tc>
           <w:tcPr>
-            <w:tcW w:w="8761" w:type="dxa"/>
+            <w:tcW w:w="8668" w:type="dxa"/>
             <w:tcBorders/>
             <w:vAlign w:val="center"/>
           </w:tcPr>
@@ -935,7 +919,7 @@
         <w:trPr/>
         <w:tc>
           <w:tcPr>
-            <w:tcW w:w="985" w:type="dxa"/>
+            <w:tcW w:w="1078" w:type="dxa"/>
             <w:tcBorders/>
             <w:vAlign w:val="center"/>
           </w:tcPr>
@@ -956,7 +940,7 @@
         </w:tc>
         <w:tc>
           <w:tcPr>
-            <w:tcW w:w="8761" w:type="dxa"/>
+            <w:tcW w:w="8668" w:type="dxa"/>
             <w:tcBorders/>
             <w:vAlign w:val="center"/>
           </w:tcPr>
@@ -1290,28 +1274,28 @@
     </w:p>
     <w:tbl>
       <w:tblPr>
-        <w:tblW w:w="9746" w:type="dxa"/>
+        <w:tblW w:w="5000" w:type="pct"/>
         <w:jc w:val="start"/>
         <w:tblInd w:w="0" w:type="dxa"/>
         <w:tblLayout w:type="fixed"/>
         <w:tblCellMar>
-          <w:top w:w="28" w:type="dxa"/>
-          <w:start w:w="28" w:type="dxa"/>
-          <w:bottom w:w="28" w:type="dxa"/>
-          <w:end w:w="28" w:type="dxa"/>
+          <w:top w:w="90" w:type="dxa"/>
+          <w:start w:w="90" w:type="dxa"/>
+          <w:bottom w:w="90" w:type="dxa"/>
+          <w:end w:w="90" w:type="dxa"/>
         </w:tblCellMar>
       </w:tblPr>
       <w:tblGrid>
-        <w:gridCol w:w="2350"/>
-        <w:gridCol w:w="3227"/>
-        <w:gridCol w:w="2383"/>
-        <w:gridCol w:w="1786"/>
+        <w:gridCol w:w="2388"/>
+        <w:gridCol w:w="3150"/>
+        <w:gridCol w:w="2407"/>
+        <w:gridCol w:w="1801"/>
       </w:tblGrid>
       <w:tr>
         <w:trPr/>
         <w:tc>
           <w:tcPr>
-            <w:tcW w:w="2350" w:type="dxa"/>
+            <w:tcW w:w="2388" w:type="dxa"/>
             <w:tcBorders/>
             <w:vAlign w:val="center"/>
           </w:tcPr>
@@ -1332,7 +1316,7 @@
         </w:tc>
         <w:tc>
           <w:tcPr>
-            <w:tcW w:w="3227" w:type="dxa"/>
+            <w:tcW w:w="3150" w:type="dxa"/>
             <w:tcBorders/>
             <w:vAlign w:val="center"/>
           </w:tcPr>
@@ -1353,7 +1337,7 @@
         </w:tc>
         <w:tc>
           <w:tcPr>
-            <w:tcW w:w="2383" w:type="dxa"/>
+            <w:tcW w:w="2407" w:type="dxa"/>
             <w:tcBorders/>
             <w:vAlign w:val="center"/>
           </w:tcPr>
@@ -1374,7 +1358,7 @@
         </w:tc>
         <w:tc>
           <w:tcPr>
-            <w:tcW w:w="1786" w:type="dxa"/>
+            <w:tcW w:w="1801" w:type="dxa"/>
             <w:tcBorders/>
             <w:vAlign w:val="center"/>
           </w:tcPr>
@@ -1398,7 +1382,7 @@
         <w:trPr/>
         <w:tc>
           <w:tcPr>
-            <w:tcW w:w="2350" w:type="dxa"/>
+            <w:tcW w:w="2388" w:type="dxa"/>
             <w:tcBorders/>
             <w:vAlign w:val="center"/>
           </w:tcPr>
@@ -1421,7 +1405,7 @@
         </w:tc>
         <w:tc>
           <w:tcPr>
-            <w:tcW w:w="3227" w:type="dxa"/>
+            <w:tcW w:w="3150" w:type="dxa"/>
             <w:tcBorders/>
             <w:vAlign w:val="center"/>
           </w:tcPr>
@@ -1442,7 +1426,7 @@
         </w:tc>
         <w:tc>
           <w:tcPr>
-            <w:tcW w:w="2383" w:type="dxa"/>
+            <w:tcW w:w="2407" w:type="dxa"/>
             <w:tcBorders/>
             <w:vAlign w:val="center"/>
           </w:tcPr>
@@ -1463,7 +1447,7 @@
         </w:tc>
         <w:tc>
           <w:tcPr>
-            <w:tcW w:w="1786" w:type="dxa"/>
+            <w:tcW w:w="1801" w:type="dxa"/>
             <w:tcBorders/>
             <w:vAlign w:val="center"/>
           </w:tcPr>
@@ -1487,7 +1471,7 @@
         <w:trPr/>
         <w:tc>
           <w:tcPr>
-            <w:tcW w:w="2350" w:type="dxa"/>
+            <w:tcW w:w="2388" w:type="dxa"/>
             <w:tcBorders/>
             <w:vAlign w:val="center"/>
           </w:tcPr>
@@ -1510,7 +1494,7 @@
         </w:tc>
         <w:tc>
           <w:tcPr>
-            <w:tcW w:w="3227" w:type="dxa"/>
+            <w:tcW w:w="3150" w:type="dxa"/>
             <w:tcBorders/>
             <w:vAlign w:val="center"/>
           </w:tcPr>
@@ -1531,7 +1515,7 @@
         </w:tc>
         <w:tc>
           <w:tcPr>
-            <w:tcW w:w="2383" w:type="dxa"/>
+            <w:tcW w:w="2407" w:type="dxa"/>
             <w:tcBorders/>
             <w:vAlign w:val="center"/>
           </w:tcPr>
@@ -1552,7 +1536,7 @@
         </w:tc>
         <w:tc>
           <w:tcPr>
-            <w:tcW w:w="1786" w:type="dxa"/>
+            <w:tcW w:w="1801" w:type="dxa"/>
             <w:tcBorders/>
             <w:vAlign w:val="center"/>
           </w:tcPr>
@@ -1576,7 +1560,7 @@
         <w:trPr/>
         <w:tc>
           <w:tcPr>
-            <w:tcW w:w="2350" w:type="dxa"/>
+            <w:tcW w:w="2388" w:type="dxa"/>
             <w:tcBorders/>
             <w:vAlign w:val="center"/>
           </w:tcPr>
@@ -1599,7 +1583,7 @@
         </w:tc>
         <w:tc>
           <w:tcPr>
-            <w:tcW w:w="3227" w:type="dxa"/>
+            <w:tcW w:w="3150" w:type="dxa"/>
             <w:tcBorders/>
             <w:vAlign w:val="center"/>
           </w:tcPr>
@@ -1620,7 +1604,7 @@
         </w:tc>
         <w:tc>
           <w:tcPr>
-            <w:tcW w:w="2383" w:type="dxa"/>
+            <w:tcW w:w="2407" w:type="dxa"/>
             <w:tcBorders/>
             <w:vAlign w:val="center"/>
           </w:tcPr>
@@ -1641,7 +1625,7 @@
         </w:tc>
         <w:tc>
           <w:tcPr>
-            <w:tcW w:w="1786" w:type="dxa"/>
+            <w:tcW w:w="1801" w:type="dxa"/>
             <w:tcBorders/>
             <w:vAlign w:val="center"/>
           </w:tcPr>
@@ -1665,7 +1649,7 @@
         <w:trPr/>
         <w:tc>
           <w:tcPr>
-            <w:tcW w:w="2350" w:type="dxa"/>
+            <w:tcW w:w="2388" w:type="dxa"/>
             <w:tcBorders/>
             <w:vAlign w:val="center"/>
           </w:tcPr>
@@ -1688,7 +1672,7 @@
         </w:tc>
         <w:tc>
           <w:tcPr>
-            <w:tcW w:w="3227" w:type="dxa"/>
+            <w:tcW w:w="3150" w:type="dxa"/>
             <w:tcBorders/>
             <w:vAlign w:val="center"/>
           </w:tcPr>
@@ -1709,7 +1693,7 @@
         </w:tc>
         <w:tc>
           <w:tcPr>
-            <w:tcW w:w="2383" w:type="dxa"/>
+            <w:tcW w:w="2407" w:type="dxa"/>
             <w:tcBorders/>
             <w:vAlign w:val="center"/>
           </w:tcPr>
@@ -1730,7 +1714,7 @@
         </w:tc>
         <w:tc>
           <w:tcPr>
-            <w:tcW w:w="1786" w:type="dxa"/>
+            <w:tcW w:w="1801" w:type="dxa"/>
             <w:tcBorders/>
             <w:vAlign w:val="center"/>
           </w:tcPr>
@@ -1754,7 +1738,7 @@
         <w:trPr/>
         <w:tc>
           <w:tcPr>
-            <w:tcW w:w="2350" w:type="dxa"/>
+            <w:tcW w:w="2388" w:type="dxa"/>
             <w:tcBorders/>
             <w:vAlign w:val="center"/>
           </w:tcPr>
@@ -1777,7 +1761,7 @@
         </w:tc>
         <w:tc>
           <w:tcPr>
-            <w:tcW w:w="3227" w:type="dxa"/>
+            <w:tcW w:w="3150" w:type="dxa"/>
             <w:tcBorders/>
             <w:vAlign w:val="center"/>
           </w:tcPr>
@@ -1798,7 +1782,7 @@
         </w:tc>
         <w:tc>
           <w:tcPr>
-            <w:tcW w:w="2383" w:type="dxa"/>
+            <w:tcW w:w="2407" w:type="dxa"/>
             <w:tcBorders/>
             <w:vAlign w:val="center"/>
           </w:tcPr>
@@ -1819,7 +1803,7 @@
         </w:tc>
         <w:tc>
           <w:tcPr>
-            <w:tcW w:w="1786" w:type="dxa"/>
+            <w:tcW w:w="1801" w:type="dxa"/>
             <w:tcBorders/>
             <w:vAlign w:val="center"/>
           </w:tcPr>
@@ -1843,7 +1827,7 @@
         <w:trPr/>
         <w:tc>
           <w:tcPr>
-            <w:tcW w:w="2350" w:type="dxa"/>
+            <w:tcW w:w="2388" w:type="dxa"/>
             <w:tcBorders/>
             <w:vAlign w:val="center"/>
           </w:tcPr>
@@ -1866,7 +1850,7 @@
         </w:tc>
         <w:tc>
           <w:tcPr>
-            <w:tcW w:w="3227" w:type="dxa"/>
+            <w:tcW w:w="3150" w:type="dxa"/>
             <w:tcBorders/>
             <w:vAlign w:val="center"/>
           </w:tcPr>
@@ -1889,7 +1873,7 @@
         </w:tc>
         <w:tc>
           <w:tcPr>
-            <w:tcW w:w="2383" w:type="dxa"/>
+            <w:tcW w:w="2407" w:type="dxa"/>
             <w:tcBorders/>
             <w:vAlign w:val="center"/>
           </w:tcPr>
@@ -1910,7 +1894,7 @@
         </w:tc>
         <w:tc>
           <w:tcPr>
-            <w:tcW w:w="1786" w:type="dxa"/>
+            <w:tcW w:w="1801" w:type="dxa"/>
             <w:tcBorders/>
             <w:vAlign w:val="center"/>
           </w:tcPr>
@@ -1936,7 +1920,7 @@
         <w:trPr/>
         <w:tc>
           <w:tcPr>
-            <w:tcW w:w="2350" w:type="dxa"/>
+            <w:tcW w:w="2388" w:type="dxa"/>
             <w:tcBorders/>
             <w:vAlign w:val="center"/>
           </w:tcPr>
@@ -1959,7 +1943,7 @@
         </w:tc>
         <w:tc>
           <w:tcPr>
-            <w:tcW w:w="3227" w:type="dxa"/>
+            <w:tcW w:w="3150" w:type="dxa"/>
             <w:tcBorders/>
             <w:vAlign w:val="center"/>
           </w:tcPr>
@@ -1980,7 +1964,7 @@
         </w:tc>
         <w:tc>
           <w:tcPr>
-            <w:tcW w:w="2383" w:type="dxa"/>
+            <w:tcW w:w="2407" w:type="dxa"/>
             <w:tcBorders/>
             <w:vAlign w:val="center"/>
           </w:tcPr>
@@ -2001,7 +1985,7 @@
         </w:tc>
         <w:tc>
           <w:tcPr>
-            <w:tcW w:w="1786" w:type="dxa"/>
+            <w:tcW w:w="1801" w:type="dxa"/>
             <w:tcBorders/>
             <w:vAlign w:val="center"/>
           </w:tcPr>
@@ -2077,28 +2061,28 @@
     </w:p>
     <w:tbl>
       <w:tblPr>
-        <w:tblW w:w="9746" w:type="dxa"/>
+        <w:tblW w:w="5000" w:type="pct"/>
         <w:jc w:val="start"/>
         <w:tblInd w:w="0" w:type="dxa"/>
         <w:tblLayout w:type="fixed"/>
         <w:tblCellMar>
-          <w:top w:w="28" w:type="dxa"/>
-          <w:start w:w="28" w:type="dxa"/>
-          <w:bottom w:w="28" w:type="dxa"/>
-          <w:end w:w="28" w:type="dxa"/>
+          <w:top w:w="90" w:type="dxa"/>
+          <w:start w:w="90" w:type="dxa"/>
+          <w:bottom w:w="90" w:type="dxa"/>
+          <w:end w:w="90" w:type="dxa"/>
         </w:tblCellMar>
       </w:tblPr>
       <w:tblGrid>
-        <w:gridCol w:w="2071"/>
-        <w:gridCol w:w="2128"/>
-        <w:gridCol w:w="1585"/>
-        <w:gridCol w:w="3962"/>
+        <w:gridCol w:w="2103"/>
+        <w:gridCol w:w="2150"/>
+        <w:gridCol w:w="1663"/>
+        <w:gridCol w:w="3830"/>
       </w:tblGrid>
       <w:tr>
         <w:trPr/>
         <w:tc>
           <w:tcPr>
-            <w:tcW w:w="2071" w:type="dxa"/>
+            <w:tcW w:w="2103" w:type="dxa"/>
             <w:tcBorders/>
             <w:vAlign w:val="center"/>
           </w:tcPr>
@@ -2119,7 +2103,7 @@
         </w:tc>
         <w:tc>
           <w:tcPr>
-            <w:tcW w:w="2128" w:type="dxa"/>
+            <w:tcW w:w="2150" w:type="dxa"/>
             <w:tcBorders/>
             <w:vAlign w:val="center"/>
           </w:tcPr>
@@ -2140,7 +2124,7 @@
         </w:tc>
         <w:tc>
           <w:tcPr>
-            <w:tcW w:w="1585" w:type="dxa"/>
+            <w:tcW w:w="1663" w:type="dxa"/>
             <w:tcBorders/>
             <w:vAlign w:val="center"/>
           </w:tcPr>
@@ -2161,7 +2145,7 @@
         </w:tc>
         <w:tc>
           <w:tcPr>
-            <w:tcW w:w="3962" w:type="dxa"/>
+            <w:tcW w:w="3830" w:type="dxa"/>
             <w:tcBorders/>
             <w:vAlign w:val="center"/>
           </w:tcPr>
@@ -2185,7 +2169,7 @@
         <w:trPr/>
         <w:tc>
           <w:tcPr>
-            <w:tcW w:w="2071" w:type="dxa"/>
+            <w:tcW w:w="2103" w:type="dxa"/>
             <w:tcBorders/>
             <w:vAlign w:val="center"/>
           </w:tcPr>
@@ -2208,7 +2192,7 @@
         </w:tc>
         <w:tc>
           <w:tcPr>
-            <w:tcW w:w="2128" w:type="dxa"/>
+            <w:tcW w:w="2150" w:type="dxa"/>
             <w:tcBorders/>
             <w:vAlign w:val="center"/>
           </w:tcPr>
@@ -2229,7 +2213,7 @@
         </w:tc>
         <w:tc>
           <w:tcPr>
-            <w:tcW w:w="1585" w:type="dxa"/>
+            <w:tcW w:w="1663" w:type="dxa"/>
             <w:tcBorders/>
             <w:vAlign w:val="center"/>
           </w:tcPr>
@@ -2250,7 +2234,7 @@
         </w:tc>
         <w:tc>
           <w:tcPr>
-            <w:tcW w:w="3962" w:type="dxa"/>
+            <w:tcW w:w="3830" w:type="dxa"/>
             <w:tcBorders/>
             <w:vAlign w:val="center"/>
           </w:tcPr>
@@ -2284,7 +2268,7 @@
         <w:trPr/>
         <w:tc>
           <w:tcPr>
-            <w:tcW w:w="2071" w:type="dxa"/>
+            <w:tcW w:w="2103" w:type="dxa"/>
             <w:tcBorders/>
             <w:vAlign w:val="center"/>
           </w:tcPr>
@@ -2307,7 +2291,7 @@
         </w:tc>
         <w:tc>
           <w:tcPr>
-            <w:tcW w:w="2128" w:type="dxa"/>
+            <w:tcW w:w="2150" w:type="dxa"/>
             <w:tcBorders/>
             <w:vAlign w:val="center"/>
           </w:tcPr>
@@ -2328,7 +2312,7 @@
         </w:tc>
         <w:tc>
           <w:tcPr>
-            <w:tcW w:w="1585" w:type="dxa"/>
+            <w:tcW w:w="1663" w:type="dxa"/>
             <w:tcBorders/>
             <w:vAlign w:val="center"/>
           </w:tcPr>
@@ -2349,7 +2333,7 @@
         </w:tc>
         <w:tc>
           <w:tcPr>
-            <w:tcW w:w="3962" w:type="dxa"/>
+            <w:tcW w:w="3830" w:type="dxa"/>
             <w:tcBorders/>
             <w:vAlign w:val="center"/>
           </w:tcPr>
@@ -2373,7 +2357,7 @@
         <w:trPr/>
         <w:tc>
           <w:tcPr>
-            <w:tcW w:w="2071" w:type="dxa"/>
+            <w:tcW w:w="2103" w:type="dxa"/>
             <w:tcBorders/>
             <w:vAlign w:val="center"/>
           </w:tcPr>
@@ -2396,7 +2380,7 @@
         </w:tc>
         <w:tc>
           <w:tcPr>
-            <w:tcW w:w="2128" w:type="dxa"/>
+            <w:tcW w:w="2150" w:type="dxa"/>
             <w:tcBorders/>
             <w:vAlign w:val="center"/>
           </w:tcPr>
@@ -2417,7 +2401,7 @@
         </w:tc>
         <w:tc>
           <w:tcPr>
-            <w:tcW w:w="1585" w:type="dxa"/>
+            <w:tcW w:w="1663" w:type="dxa"/>
             <w:tcBorders/>
             <w:vAlign w:val="center"/>
           </w:tcPr>
@@ -2438,7 +2422,7 @@
         </w:tc>
         <w:tc>
           <w:tcPr>
-            <w:tcW w:w="3962" w:type="dxa"/>
+            <w:tcW w:w="3830" w:type="dxa"/>
             <w:tcBorders/>
             <w:vAlign w:val="center"/>
           </w:tcPr>
@@ -2462,7 +2446,7 @@
         <w:trPr/>
         <w:tc>
           <w:tcPr>
-            <w:tcW w:w="2071" w:type="dxa"/>
+            <w:tcW w:w="2103" w:type="dxa"/>
             <w:tcBorders/>
             <w:vAlign w:val="center"/>
           </w:tcPr>
@@ -2485,7 +2469,7 @@
         </w:tc>
         <w:tc>
           <w:tcPr>
-            <w:tcW w:w="2128" w:type="dxa"/>
+            <w:tcW w:w="2150" w:type="dxa"/>
             <w:tcBorders/>
             <w:vAlign w:val="center"/>
           </w:tcPr>
@@ -2506,7 +2490,7 @@
         </w:tc>
         <w:tc>
           <w:tcPr>
-            <w:tcW w:w="1585" w:type="dxa"/>
+            <w:tcW w:w="1663" w:type="dxa"/>
             <w:tcBorders/>
             <w:vAlign w:val="center"/>
           </w:tcPr>
@@ -2527,7 +2511,7 @@
         </w:tc>
         <w:tc>
           <w:tcPr>
-            <w:tcW w:w="3962" w:type="dxa"/>
+            <w:tcW w:w="3830" w:type="dxa"/>
             <w:tcBorders/>
             <w:vAlign w:val="center"/>
           </w:tcPr>
@@ -2551,7 +2535,7 @@
         <w:trPr/>
         <w:tc>
           <w:tcPr>
-            <w:tcW w:w="2071" w:type="dxa"/>
+            <w:tcW w:w="2103" w:type="dxa"/>
             <w:tcBorders/>
             <w:vAlign w:val="center"/>
           </w:tcPr>
@@ -2574,7 +2558,7 @@
         </w:tc>
         <w:tc>
           <w:tcPr>
-            <w:tcW w:w="2128" w:type="dxa"/>
+            <w:tcW w:w="2150" w:type="dxa"/>
             <w:tcBorders/>
             <w:vAlign w:val="center"/>
           </w:tcPr>
@@ -2595,7 +2579,7 @@
         </w:tc>
         <w:tc>
           <w:tcPr>
-            <w:tcW w:w="1585" w:type="dxa"/>
+            <w:tcW w:w="1663" w:type="dxa"/>
             <w:tcBorders/>
             <w:vAlign w:val="center"/>
           </w:tcPr>
@@ -2616,7 +2600,7 @@
         </w:tc>
         <w:tc>
           <w:tcPr>
-            <w:tcW w:w="3962" w:type="dxa"/>
+            <w:tcW w:w="3830" w:type="dxa"/>
             <w:tcBorders/>
             <w:vAlign w:val="center"/>
           </w:tcPr>
@@ -2743,27 +2727,27 @@
     </w:p>
     <w:tbl>
       <w:tblPr>
-        <w:tblW w:w="8765" w:type="dxa"/>
+        <w:tblW w:w="5000" w:type="pct"/>
         <w:jc w:val="start"/>
         <w:tblInd w:w="0" w:type="dxa"/>
         <w:tblLayout w:type="fixed"/>
         <w:tblCellMar>
-          <w:top w:w="28" w:type="dxa"/>
-          <w:start w:w="28" w:type="dxa"/>
-          <w:bottom w:w="28" w:type="dxa"/>
-          <w:end w:w="28" w:type="dxa"/>
+          <w:top w:w="90" w:type="dxa"/>
+          <w:start w:w="90" w:type="dxa"/>
+          <w:bottom w:w="90" w:type="dxa"/>
+          <w:end w:w="90" w:type="dxa"/>
         </w:tblCellMar>
       </w:tblPr>
       <w:tblGrid>
-        <w:gridCol w:w="4511"/>
-        <w:gridCol w:w="1226"/>
-        <w:gridCol w:w="3028"/>
+        <w:gridCol w:w="4977"/>
+        <w:gridCol w:w="1426"/>
+        <w:gridCol w:w="3342"/>
       </w:tblGrid>
       <w:tr>
         <w:trPr/>
         <w:tc>
           <w:tcPr>
-            <w:tcW w:w="4511" w:type="dxa"/>
+            <w:tcW w:w="4977" w:type="dxa"/>
             <w:tcBorders/>
             <w:vAlign w:val="center"/>
           </w:tcPr>
@@ -2784,7 +2768,7 @@
         </w:tc>
         <w:tc>
           <w:tcPr>
-            <w:tcW w:w="1226" w:type="dxa"/>
+            <w:tcW w:w="1426" w:type="dxa"/>
             <w:tcBorders/>
             <w:vAlign w:val="center"/>
           </w:tcPr>
@@ -2805,7 +2789,7 @@
         </w:tc>
         <w:tc>
           <w:tcPr>
-            <w:tcW w:w="3028" w:type="dxa"/>
+            <w:tcW w:w="3342" w:type="dxa"/>
             <w:tcBorders/>
             <w:vAlign w:val="center"/>
           </w:tcPr>
@@ -2829,7 +2813,7 @@
         <w:trPr/>
         <w:tc>
           <w:tcPr>
-            <w:tcW w:w="4511" w:type="dxa"/>
+            <w:tcW w:w="4977" w:type="dxa"/>
             <w:tcBorders/>
             <w:vAlign w:val="center"/>
           </w:tcPr>
@@ -2850,7 +2834,7 @@
         </w:tc>
         <w:tc>
           <w:tcPr>
-            <w:tcW w:w="1226" w:type="dxa"/>
+            <w:tcW w:w="1426" w:type="dxa"/>
             <w:tcBorders/>
             <w:vAlign w:val="center"/>
           </w:tcPr>
@@ -2871,7 +2855,7 @@
         </w:tc>
         <w:tc>
           <w:tcPr>
-            <w:tcW w:w="3028" w:type="dxa"/>
+            <w:tcW w:w="3342" w:type="dxa"/>
             <w:tcBorders/>
             <w:vAlign w:val="center"/>
           </w:tcPr>
@@ -2895,7 +2879,7 @@
         <w:trPr/>
         <w:tc>
           <w:tcPr>
-            <w:tcW w:w="4511" w:type="dxa"/>
+            <w:tcW w:w="4977" w:type="dxa"/>
             <w:tcBorders/>
             <w:vAlign w:val="center"/>
           </w:tcPr>
@@ -2916,7 +2900,7 @@
         </w:tc>
         <w:tc>
           <w:tcPr>
-            <w:tcW w:w="1226" w:type="dxa"/>
+            <w:tcW w:w="1426" w:type="dxa"/>
             <w:tcBorders/>
             <w:vAlign w:val="center"/>
           </w:tcPr>
@@ -2937,7 +2921,7 @@
         </w:tc>
         <w:tc>
           <w:tcPr>
-            <w:tcW w:w="3028" w:type="dxa"/>
+            <w:tcW w:w="3342" w:type="dxa"/>
             <w:tcBorders/>
             <w:vAlign w:val="center"/>
           </w:tcPr>
@@ -2961,7 +2945,7 @@
         <w:trPr/>
         <w:tc>
           <w:tcPr>
-            <w:tcW w:w="4511" w:type="dxa"/>
+            <w:tcW w:w="4977" w:type="dxa"/>
             <w:tcBorders/>
             <w:vAlign w:val="center"/>
           </w:tcPr>
@@ -2984,7 +2968,7 @@
         </w:tc>
         <w:tc>
           <w:tcPr>
-            <w:tcW w:w="1226" w:type="dxa"/>
+            <w:tcW w:w="1426" w:type="dxa"/>
             <w:tcBorders/>
             <w:vAlign w:val="center"/>
           </w:tcPr>
@@ -3007,7 +2991,7 @@
         </w:tc>
         <w:tc>
           <w:tcPr>
-            <w:tcW w:w="3028" w:type="dxa"/>
+            <w:tcW w:w="3342" w:type="dxa"/>
             <w:tcBorders/>
             <w:vAlign w:val="center"/>
           </w:tcPr>
@@ -3168,27 +3152,27 @@
     </w:p>
     <w:tbl>
       <w:tblPr>
-        <w:tblW w:w="9746" w:type="dxa"/>
+        <w:tblW w:w="5000" w:type="pct"/>
         <w:jc w:val="start"/>
         <w:tblInd w:w="0" w:type="dxa"/>
         <w:tblLayout w:type="fixed"/>
         <w:tblCellMar>
-          <w:top w:w="28" w:type="dxa"/>
-          <w:start w:w="28" w:type="dxa"/>
-          <w:bottom w:w="28" w:type="dxa"/>
-          <w:end w:w="28" w:type="dxa"/>
+          <w:top w:w="90" w:type="dxa"/>
+          <w:start w:w="90" w:type="dxa"/>
+          <w:bottom w:w="90" w:type="dxa"/>
+          <w:end w:w="90" w:type="dxa"/>
         </w:tblCellMar>
       </w:tblPr>
       <w:tblGrid>
-        <w:gridCol w:w="2909"/>
-        <w:gridCol w:w="5232"/>
-        <w:gridCol w:w="1605"/>
+        <w:gridCol w:w="2932"/>
+        <w:gridCol w:w="5157"/>
+        <w:gridCol w:w="1657"/>
       </w:tblGrid>
       <w:tr>
         <w:trPr/>
         <w:tc>
           <w:tcPr>
-            <w:tcW w:w="2909" w:type="dxa"/>
+            <w:tcW w:w="2932" w:type="dxa"/>
             <w:tcBorders/>
             <w:vAlign w:val="center"/>
           </w:tcPr>
@@ -3209,7 +3193,7 @@
         </w:tc>
         <w:tc>
           <w:tcPr>
-            <w:tcW w:w="5232" w:type="dxa"/>
+            <w:tcW w:w="5157" w:type="dxa"/>
             <w:tcBorders/>
             <w:vAlign w:val="center"/>
           </w:tcPr>
@@ -3230,7 +3214,7 @@
         </w:tc>
         <w:tc>
           <w:tcPr>
-            <w:tcW w:w="1605" w:type="dxa"/>
+            <w:tcW w:w="1657" w:type="dxa"/>
             <w:tcBorders/>
             <w:vAlign w:val="center"/>
           </w:tcPr>
@@ -3254,7 +3238,7 @@
         <w:trPr/>
         <w:tc>
           <w:tcPr>
-            <w:tcW w:w="2909" w:type="dxa"/>
+            <w:tcW w:w="2932" w:type="dxa"/>
             <w:tcBorders/>
             <w:vAlign w:val="center"/>
           </w:tcPr>
@@ -3275,7 +3259,7 @@
         </w:tc>
         <w:tc>
           <w:tcPr>
-            <w:tcW w:w="5232" w:type="dxa"/>
+            <w:tcW w:w="5157" w:type="dxa"/>
             <w:tcBorders/>
             <w:vAlign w:val="center"/>
           </w:tcPr>
@@ -3296,7 +3280,7 @@
         </w:tc>
         <w:tc>
           <w:tcPr>
-            <w:tcW w:w="1605" w:type="dxa"/>
+            <w:tcW w:w="1657" w:type="dxa"/>
             <w:tcBorders/>
             <w:vAlign w:val="center"/>
           </w:tcPr>
@@ -3320,7 +3304,7 @@
         <w:trPr/>
         <w:tc>
           <w:tcPr>
-            <w:tcW w:w="2909" w:type="dxa"/>
+            <w:tcW w:w="2932" w:type="dxa"/>
             <w:tcBorders/>
             <w:vAlign w:val="center"/>
           </w:tcPr>
@@ -3341,7 +3325,7 @@
         </w:tc>
         <w:tc>
           <w:tcPr>
-            <w:tcW w:w="5232" w:type="dxa"/>
+            <w:tcW w:w="5157" w:type="dxa"/>
             <w:tcBorders/>
             <w:vAlign w:val="center"/>
           </w:tcPr>
@@ -3362,7 +3346,7 @@
         </w:tc>
         <w:tc>
           <w:tcPr>
-            <w:tcW w:w="1605" w:type="dxa"/>
+            <w:tcW w:w="1657" w:type="dxa"/>
             <w:tcBorders/>
             <w:vAlign w:val="center"/>
           </w:tcPr>
@@ -3386,7 +3370,7 @@
         <w:trPr/>
         <w:tc>
           <w:tcPr>
-            <w:tcW w:w="2909" w:type="dxa"/>
+            <w:tcW w:w="2932" w:type="dxa"/>
             <w:tcBorders/>
             <w:vAlign w:val="center"/>
           </w:tcPr>
@@ -3407,7 +3391,7 @@
         </w:tc>
         <w:tc>
           <w:tcPr>
-            <w:tcW w:w="5232" w:type="dxa"/>
+            <w:tcW w:w="5157" w:type="dxa"/>
             <w:tcBorders/>
             <w:vAlign w:val="center"/>
           </w:tcPr>
@@ -3428,7 +3412,7 @@
         </w:tc>
         <w:tc>
           <w:tcPr>
-            <w:tcW w:w="1605" w:type="dxa"/>
+            <w:tcW w:w="1657" w:type="dxa"/>
             <w:tcBorders/>
             <w:vAlign w:val="center"/>
           </w:tcPr>
@@ -3452,7 +3436,7 @@
         <w:trPr/>
         <w:tc>
           <w:tcPr>
-            <w:tcW w:w="2909" w:type="dxa"/>
+            <w:tcW w:w="2932" w:type="dxa"/>
             <w:tcBorders/>
             <w:vAlign w:val="center"/>
           </w:tcPr>
@@ -3473,7 +3457,7 @@
         </w:tc>
         <w:tc>
           <w:tcPr>
-            <w:tcW w:w="5232" w:type="dxa"/>
+            <w:tcW w:w="5157" w:type="dxa"/>
             <w:tcBorders/>
             <w:vAlign w:val="center"/>
           </w:tcPr>
@@ -3494,7 +3478,7 @@
         </w:tc>
         <w:tc>
           <w:tcPr>
-            <w:tcW w:w="1605" w:type="dxa"/>
+            <w:tcW w:w="1657" w:type="dxa"/>
             <w:tcBorders/>
             <w:vAlign w:val="center"/>
           </w:tcPr>
@@ -3518,7 +3502,7 @@
         <w:trPr/>
         <w:tc>
           <w:tcPr>
-            <w:tcW w:w="2909" w:type="dxa"/>
+            <w:tcW w:w="2932" w:type="dxa"/>
             <w:tcBorders/>
             <w:vAlign w:val="center"/>
           </w:tcPr>
@@ -3539,7 +3523,7 @@
         </w:tc>
         <w:tc>
           <w:tcPr>
-            <w:tcW w:w="5232" w:type="dxa"/>
+            <w:tcW w:w="5157" w:type="dxa"/>
             <w:tcBorders/>
             <w:vAlign w:val="center"/>
           </w:tcPr>
@@ -3560,7 +3544,7 @@
         </w:tc>
         <w:tc>
           <w:tcPr>
-            <w:tcW w:w="1605" w:type="dxa"/>
+            <w:tcW w:w="1657" w:type="dxa"/>
             <w:tcBorders/>
             <w:vAlign w:val="center"/>
           </w:tcPr>
@@ -3584,7 +3568,7 @@
         <w:trPr/>
         <w:tc>
           <w:tcPr>
-            <w:tcW w:w="2909" w:type="dxa"/>
+            <w:tcW w:w="2932" w:type="dxa"/>
             <w:tcBorders/>
             <w:vAlign w:val="center"/>
           </w:tcPr>
@@ -3605,7 +3589,7 @@
         </w:tc>
         <w:tc>
           <w:tcPr>
-            <w:tcW w:w="5232" w:type="dxa"/>
+            <w:tcW w:w="5157" w:type="dxa"/>
             <w:tcBorders/>
             <w:vAlign w:val="center"/>
           </w:tcPr>
@@ -3626,7 +3610,7 @@
         </w:tc>
         <w:tc>
           <w:tcPr>
-            <w:tcW w:w="1605" w:type="dxa"/>
+            <w:tcW w:w="1657" w:type="dxa"/>
             <w:tcBorders/>
             <w:vAlign w:val="center"/>
           </w:tcPr>
@@ -4324,27 +4308,27 @@
     </w:p>
     <w:tbl>
       <w:tblPr>
-        <w:tblW w:w="6831" w:type="dxa"/>
+        <w:tblW w:w="5000" w:type="pct"/>
         <w:jc w:val="start"/>
         <w:tblInd w:w="0" w:type="dxa"/>
         <w:tblLayout w:type="fixed"/>
         <w:tblCellMar>
-          <w:top w:w="28" w:type="dxa"/>
-          <w:start w:w="28" w:type="dxa"/>
-          <w:bottom w:w="28" w:type="dxa"/>
-          <w:end w:w="28" w:type="dxa"/>
+          <w:top w:w="90" w:type="dxa"/>
+          <w:start w:w="90" w:type="dxa"/>
+          <w:bottom w:w="90" w:type="dxa"/>
+          <w:end w:w="90" w:type="dxa"/>
         </w:tblCellMar>
       </w:tblPr>
       <w:tblGrid>
-        <w:gridCol w:w="2531"/>
-        <w:gridCol w:w="1107"/>
-        <w:gridCol w:w="3193"/>
+        <w:gridCol w:w="3611"/>
+        <w:gridCol w:w="1653"/>
+        <w:gridCol w:w="4481"/>
       </w:tblGrid>
       <w:tr>
         <w:trPr/>
         <w:tc>
           <w:tcPr>
-            <w:tcW w:w="2531" w:type="dxa"/>
+            <w:tcW w:w="3611" w:type="dxa"/>
             <w:tcBorders/>
             <w:vAlign w:val="center"/>
           </w:tcPr>
@@ -4365,7 +4349,7 @@
         </w:tc>
         <w:tc>
           <w:tcPr>
-            <w:tcW w:w="1107" w:type="dxa"/>
+            <w:tcW w:w="1653" w:type="dxa"/>
             <w:tcBorders/>
             <w:vAlign w:val="center"/>
           </w:tcPr>
@@ -4386,7 +4370,7 @@
         </w:tc>
         <w:tc>
           <w:tcPr>
-            <w:tcW w:w="3193" w:type="dxa"/>
+            <w:tcW w:w="4481" w:type="dxa"/>
             <w:tcBorders/>
             <w:vAlign w:val="center"/>
           </w:tcPr>
@@ -4410,7 +4394,7 @@
         <w:trPr/>
         <w:tc>
           <w:tcPr>
-            <w:tcW w:w="2531" w:type="dxa"/>
+            <w:tcW w:w="3611" w:type="dxa"/>
             <w:tcBorders/>
             <w:vAlign w:val="center"/>
           </w:tcPr>
@@ -4431,7 +4415,7 @@
         </w:tc>
         <w:tc>
           <w:tcPr>
-            <w:tcW w:w="1107" w:type="dxa"/>
+            <w:tcW w:w="1653" w:type="dxa"/>
             <w:tcBorders/>
             <w:vAlign w:val="center"/>
           </w:tcPr>
@@ -4452,7 +4436,7 @@
         </w:tc>
         <w:tc>
           <w:tcPr>
-            <w:tcW w:w="3193" w:type="dxa"/>
+            <w:tcW w:w="4481" w:type="dxa"/>
             <w:tcBorders/>
             <w:vAlign w:val="center"/>
           </w:tcPr>
@@ -4476,7 +4460,7 @@
         <w:trPr/>
         <w:tc>
           <w:tcPr>
-            <w:tcW w:w="2531" w:type="dxa"/>
+            <w:tcW w:w="3611" w:type="dxa"/>
             <w:tcBorders/>
             <w:vAlign w:val="center"/>
           </w:tcPr>
@@ -4497,7 +4481,7 @@
         </w:tc>
         <w:tc>
           <w:tcPr>
-            <w:tcW w:w="1107" w:type="dxa"/>
+            <w:tcW w:w="1653" w:type="dxa"/>
             <w:tcBorders/>
             <w:vAlign w:val="center"/>
           </w:tcPr>
@@ -4518,7 +4502,7 @@
         </w:tc>
         <w:tc>
           <w:tcPr>
-            <w:tcW w:w="3193" w:type="dxa"/>
+            <w:tcW w:w="4481" w:type="dxa"/>
             <w:tcBorders/>
             <w:vAlign w:val="center"/>
           </w:tcPr>
@@ -4542,7 +4526,7 @@
         <w:trPr/>
         <w:tc>
           <w:tcPr>
-            <w:tcW w:w="2531" w:type="dxa"/>
+            <w:tcW w:w="3611" w:type="dxa"/>
             <w:tcBorders/>
             <w:vAlign w:val="center"/>
           </w:tcPr>
@@ -4563,7 +4547,7 @@
         </w:tc>
         <w:tc>
           <w:tcPr>
-            <w:tcW w:w="1107" w:type="dxa"/>
+            <w:tcW w:w="1653" w:type="dxa"/>
             <w:tcBorders/>
             <w:vAlign w:val="center"/>
           </w:tcPr>
@@ -4584,7 +4568,7 @@
         </w:tc>
         <w:tc>
           <w:tcPr>
-            <w:tcW w:w="3193" w:type="dxa"/>
+            <w:tcW w:w="4481" w:type="dxa"/>
             <w:tcBorders/>
             <w:vAlign w:val="center"/>
           </w:tcPr>
@@ -4608,7 +4592,7 @@
         <w:trPr/>
         <w:tc>
           <w:tcPr>
-            <w:tcW w:w="2531" w:type="dxa"/>
+            <w:tcW w:w="3611" w:type="dxa"/>
             <w:tcBorders/>
             <w:vAlign w:val="center"/>
           </w:tcPr>
@@ -4629,7 +4613,7 @@
         </w:tc>
         <w:tc>
           <w:tcPr>
-            <w:tcW w:w="1107" w:type="dxa"/>
+            <w:tcW w:w="1653" w:type="dxa"/>
             <w:tcBorders/>
             <w:vAlign w:val="center"/>
           </w:tcPr>
@@ -4650,7 +4634,7 @@
         </w:tc>
         <w:tc>
           <w:tcPr>
-            <w:tcW w:w="3193" w:type="dxa"/>
+            <w:tcW w:w="4481" w:type="dxa"/>
             <w:tcBorders/>
             <w:vAlign w:val="center"/>
           </w:tcPr>
@@ -4674,7 +4658,7 @@
         <w:trPr/>
         <w:tc>
           <w:tcPr>
-            <w:tcW w:w="2531" w:type="dxa"/>
+            <w:tcW w:w="3611" w:type="dxa"/>
             <w:tcBorders/>
             <w:vAlign w:val="center"/>
           </w:tcPr>
@@ -4695,7 +4679,7 @@
         </w:tc>
         <w:tc>
           <w:tcPr>
-            <w:tcW w:w="1107" w:type="dxa"/>
+            <w:tcW w:w="1653" w:type="dxa"/>
             <w:tcBorders/>
             <w:vAlign w:val="center"/>
           </w:tcPr>
@@ -4716,7 +4700,7 @@
         </w:tc>
         <w:tc>
           <w:tcPr>
-            <w:tcW w:w="3193" w:type="dxa"/>
+            <w:tcW w:w="4481" w:type="dxa"/>
             <w:tcBorders/>
             <w:vAlign w:val="center"/>
           </w:tcPr>
@@ -4829,27 +4813,27 @@
     </w:p>
     <w:tbl>
       <w:tblPr>
-        <w:tblW w:w="6818" w:type="dxa"/>
+        <w:tblW w:w="5000" w:type="pct"/>
         <w:jc w:val="start"/>
         <w:tblInd w:w="0" w:type="dxa"/>
         <w:tblLayout w:type="fixed"/>
         <w:tblCellMar>
-          <w:top w:w="28" w:type="dxa"/>
-          <w:start w:w="28" w:type="dxa"/>
-          <w:bottom w:w="28" w:type="dxa"/>
-          <w:end w:w="28" w:type="dxa"/>
+          <w:top w:w="90" w:type="dxa"/>
+          <w:start w:w="90" w:type="dxa"/>
+          <w:bottom w:w="90" w:type="dxa"/>
+          <w:end w:w="90" w:type="dxa"/>
         </w:tblCellMar>
       </w:tblPr>
       <w:tblGrid>
-        <w:gridCol w:w="3201"/>
-        <w:gridCol w:w="2439"/>
-        <w:gridCol w:w="1178"/>
+        <w:gridCol w:w="4542"/>
+        <w:gridCol w:w="3491"/>
+        <w:gridCol w:w="1712"/>
       </w:tblGrid>
       <w:tr>
         <w:trPr/>
         <w:tc>
           <w:tcPr>
-            <w:tcW w:w="3201" w:type="dxa"/>
+            <w:tcW w:w="4542" w:type="dxa"/>
             <w:tcBorders/>
             <w:vAlign w:val="center"/>
           </w:tcPr>
@@ -4870,7 +4854,7 @@
         </w:tc>
         <w:tc>
           <w:tcPr>
-            <w:tcW w:w="2439" w:type="dxa"/>
+            <w:tcW w:w="3491" w:type="dxa"/>
             <w:tcBorders/>
             <w:vAlign w:val="center"/>
           </w:tcPr>
@@ -4891,7 +4875,7 @@
         </w:tc>
         <w:tc>
           <w:tcPr>
-            <w:tcW w:w="1178" w:type="dxa"/>
+            <w:tcW w:w="1712" w:type="dxa"/>
             <w:tcBorders/>
             <w:vAlign w:val="center"/>
           </w:tcPr>
@@ -4915,7 +4899,7 @@
         <w:trPr/>
         <w:tc>
           <w:tcPr>
-            <w:tcW w:w="3201" w:type="dxa"/>
+            <w:tcW w:w="4542" w:type="dxa"/>
             <w:tcBorders/>
             <w:vAlign w:val="center"/>
           </w:tcPr>
@@ -4936,7 +4920,7 @@
         </w:tc>
         <w:tc>
           <w:tcPr>
-            <w:tcW w:w="2439" w:type="dxa"/>
+            <w:tcW w:w="3491" w:type="dxa"/>
             <w:tcBorders/>
             <w:vAlign w:val="center"/>
           </w:tcPr>
@@ -4957,7 +4941,7 @@
         </w:tc>
         <w:tc>
           <w:tcPr>
-            <w:tcW w:w="1178" w:type="dxa"/>
+            <w:tcW w:w="1712" w:type="dxa"/>
             <w:tcBorders/>
             <w:vAlign w:val="center"/>
           </w:tcPr>
@@ -4981,7 +4965,7 @@
         <w:trPr/>
         <w:tc>
           <w:tcPr>
-            <w:tcW w:w="3201" w:type="dxa"/>
+            <w:tcW w:w="4542" w:type="dxa"/>
             <w:tcBorders/>
             <w:vAlign w:val="center"/>
           </w:tcPr>
@@ -5002,7 +4986,7 @@
         </w:tc>
         <w:tc>
           <w:tcPr>
-            <w:tcW w:w="2439" w:type="dxa"/>
+            <w:tcW w:w="3491" w:type="dxa"/>
             <w:tcBorders/>
             <w:vAlign w:val="center"/>
           </w:tcPr>
@@ -5023,7 +5007,7 @@
         </w:tc>
         <w:tc>
           <w:tcPr>
-            <w:tcW w:w="1178" w:type="dxa"/>
+            <w:tcW w:w="1712" w:type="dxa"/>
             <w:tcBorders/>
             <w:vAlign w:val="center"/>
           </w:tcPr>
@@ -5047,7 +5031,7 @@
         <w:trPr/>
         <w:tc>
           <w:tcPr>
-            <w:tcW w:w="3201" w:type="dxa"/>
+            <w:tcW w:w="4542" w:type="dxa"/>
             <w:tcBorders/>
             <w:vAlign w:val="center"/>
           </w:tcPr>
@@ -5068,7 +5052,7 @@
         </w:tc>
         <w:tc>
           <w:tcPr>
-            <w:tcW w:w="2439" w:type="dxa"/>
+            <w:tcW w:w="3491" w:type="dxa"/>
             <w:tcBorders/>
             <w:vAlign w:val="center"/>
           </w:tcPr>
@@ -5089,7 +5073,7 @@
         </w:tc>
         <w:tc>
           <w:tcPr>
-            <w:tcW w:w="1178" w:type="dxa"/>
+            <w:tcW w:w="1712" w:type="dxa"/>
             <w:tcBorders/>
             <w:vAlign w:val="center"/>
           </w:tcPr>
@@ -5174,7 +5158,677 @@
       </w:pPr>
       <w:r>
         <w:rPr/>
-        <w:t>6. Open questions — the live edge of this document</w:t>
+        <w:t>6. The signal worth naming</w:t>
+      </w:r>
+    </w:p>
+    <w:p>
+      <w:pPr>
+        <w:pStyle w:val="BodyText"/>
+        <w:bidi w:val="0"/>
+        <w:jc w:val="start"/>
+        <w:rPr/>
+      </w:pPr>
+      <w:r>
+        <w:rPr/>
+        <w:t>Everything above points at one pattern, and it is the most interesting thing in this document because it is structural rather than circumstantial.</w:t>
+      </w:r>
+    </w:p>
+    <w:p>
+      <w:pPr>
+        <w:pStyle w:val="BlockQuotation"/>
+        <w:bidi w:val="0"/>
+        <w:jc w:val="start"/>
+        <w:rPr>
+          <w:b/>
+        </w:rPr>
+      </w:pPr>
+      <w:r>
+        <w:rPr>
+          <w:b/>
+        </w:rPr>
+        <w:t>Willingness to pay runs opposite to alignment.</w:t>
+      </w:r>
+    </w:p>
+    <w:p>
+      <w:pPr>
+        <w:pStyle w:val="BlockQuotation"/>
+        <w:bidi w:val="0"/>
+        <w:jc w:val="start"/>
+        <w:rPr/>
+      </w:pPr>
+      <w:r>
+        <w:rPr/>
+        <w:t>The closer a buyer's interest is to the tenant's, the less they will pay for this data. The further away it is, the more.</w:t>
+      </w:r>
+    </w:p>
+    <w:p>
+      <w:pPr>
+        <w:pStyle w:val="BodyText"/>
+        <w:bidi w:val="0"/>
+        <w:jc w:val="start"/>
+        <w:rPr/>
+      </w:pPr>
+      <w:r>
+        <w:rPr/>
+        <w:t>The evidence is already in the tables above; laid end to end it is monotonic:</w:t>
+      </w:r>
+    </w:p>
+    <w:tbl>
+      <w:tblPr>
+        <w:tblW w:w="5000" w:type="pct"/>
+        <w:jc w:val="start"/>
+        <w:tblInd w:w="0" w:type="dxa"/>
+        <w:tblLayout w:type="fixed"/>
+        <w:tblCellMar>
+          <w:top w:w="90" w:type="dxa"/>
+          <w:start w:w="90" w:type="dxa"/>
+          <w:bottom w:w="90" w:type="dxa"/>
+          <w:end w:w="90" w:type="dxa"/>
+        </w:tblCellMar>
+      </w:tblPr>
+      <w:tblGrid>
+        <w:gridCol w:w="2517"/>
+        <w:gridCol w:w="2361"/>
+        <w:gridCol w:w="2465"/>
+        <w:gridCol w:w="2403"/>
+      </w:tblGrid>
+      <w:tr>
+        <w:trPr/>
+        <w:tc>
+          <w:tcPr>
+            <w:tcW w:w="2517" w:type="dxa"/>
+            <w:tcBorders/>
+            <w:vAlign w:val="center"/>
+          </w:tcPr>
+          <w:p>
+            <w:pPr>
+              <w:pStyle w:val="TableHeading"/>
+              <w:suppressLineNumbers/>
+              <w:shd w:fill="3A3A3C" w:val="clear"/>
+              <w:bidi w:val="0"/>
+              <w:jc w:val="start"/>
+              <w:rPr/>
+            </w:pPr>
+            <w:r>
+              <w:rPr/>
+              <w:t>Buyer</w:t>
+            </w:r>
+          </w:p>
+        </w:tc>
+        <w:tc>
+          <w:tcPr>
+            <w:tcW w:w="2361" w:type="dxa"/>
+            <w:tcBorders/>
+            <w:vAlign w:val="center"/>
+          </w:tcPr>
+          <w:p>
+            <w:pPr>
+              <w:pStyle w:val="TableHeading"/>
+              <w:suppressLineNumbers/>
+              <w:shd w:fill="3A3A3C" w:val="clear"/>
+              <w:bidi w:val="0"/>
+              <w:jc w:val="start"/>
+              <w:rPr/>
+            </w:pPr>
+            <w:r>
+              <w:rPr/>
+              <w:t>Alignment with the tenant</w:t>
+            </w:r>
+          </w:p>
+        </w:tc>
+        <w:tc>
+          <w:tcPr>
+            <w:tcW w:w="2465" w:type="dxa"/>
+            <w:tcBorders/>
+            <w:vAlign w:val="center"/>
+          </w:tcPr>
+          <w:p>
+            <w:pPr>
+              <w:pStyle w:val="TableHeading"/>
+              <w:suppressLineNumbers/>
+              <w:shd w:fill="3A3A3C" w:val="clear"/>
+              <w:bidi w:val="0"/>
+              <w:jc w:val="start"/>
+              <w:rPr/>
+            </w:pPr>
+            <w:r>
+              <w:rPr/>
+              <w:t>Will pay</w:t>
+            </w:r>
+          </w:p>
+        </w:tc>
+        <w:tc>
+          <w:tcPr>
+            <w:tcW w:w="2403" w:type="dxa"/>
+            <w:tcBorders/>
+            <w:vAlign w:val="center"/>
+          </w:tcPr>
+          <w:p>
+            <w:pPr>
+              <w:pStyle w:val="TableHeading"/>
+              <w:suppressLineNumbers/>
+              <w:shd w:fill="3A3A3C" w:val="clear"/>
+              <w:bidi w:val="0"/>
+              <w:jc w:val="start"/>
+              <w:rPr/>
+            </w:pPr>
+            <w:r>
+              <w:rPr/>
+              <w:t>What the money would be for</w:t>
+            </w:r>
+          </w:p>
+        </w:tc>
+      </w:tr>
+      <w:tr>
+        <w:trPr/>
+        <w:tc>
+          <w:tcPr>
+            <w:tcW w:w="2517" w:type="dxa"/>
+            <w:tcBorders/>
+            <w:vAlign w:val="center"/>
+          </w:tcPr>
+          <w:p>
+            <w:pPr>
+              <w:pStyle w:val="TableContents"/>
+              <w:bidi w:val="0"/>
+              <w:jc w:val="start"/>
+              <w:rPr>
+                <w:b/>
+              </w:rPr>
+            </w:pPr>
+            <w:r>
+              <w:rPr>
+                <w:b/>
+              </w:rPr>
+              <w:t>Tenant lawyers, organisers, court staff</w:t>
+            </w:r>
+          </w:p>
+        </w:tc>
+        <w:tc>
+          <w:tcPr>
+            <w:tcW w:w="2361" w:type="dxa"/>
+            <w:tcBorders/>
+            <w:vAlign w:val="center"/>
+          </w:tcPr>
+          <w:p>
+            <w:pPr>
+              <w:pStyle w:val="TableContents"/>
+              <w:widowControl w:val="false"/>
+              <w:suppressLineNumbers/>
+              <w:bidi w:val="0"/>
+              <w:jc w:val="start"/>
+              <w:rPr/>
+            </w:pPr>
+            <w:r>
+              <w:rPr/>
+              <w:t xml:space="preserve">Highest — they act </w:t>
+            </w:r>
+            <w:r>
+              <w:rPr>
+                <w:i/>
+              </w:rPr>
+              <w:t>for</w:t>
+            </w:r>
+            <w:r>
+              <w:rPr/>
+              <w:t xml:space="preserve"> the tenant</w:t>
+            </w:r>
+          </w:p>
+        </w:tc>
+        <w:tc>
+          <w:tcPr>
+            <w:tcW w:w="2465" w:type="dxa"/>
+            <w:tcBorders/>
+            <w:vAlign w:val="center"/>
+          </w:tcPr>
+          <w:p>
+            <w:pPr>
+              <w:pStyle w:val="TableContents"/>
+              <w:widowControl w:val="false"/>
+              <w:suppressLineNumbers/>
+              <w:bidi w:val="0"/>
+              <w:jc w:val="start"/>
+              <w:rPr/>
+            </w:pPr>
+            <w:r>
+              <w:rPr/>
+              <w:t>~nothing (grant-funded)</w:t>
+            </w:r>
+          </w:p>
+        </w:tc>
+        <w:tc>
+          <w:tcPr>
+            <w:tcW w:w="2403" w:type="dxa"/>
+            <w:tcBorders/>
+            <w:vAlign w:val="center"/>
+          </w:tcPr>
+          <w:p>
+            <w:pPr>
+              <w:pStyle w:val="TableContents"/>
+              <w:widowControl w:val="false"/>
+              <w:suppressLineNumbers/>
+              <w:bidi w:val="0"/>
+              <w:jc w:val="start"/>
+              <w:rPr/>
+            </w:pPr>
+            <w:r>
+              <w:rPr/>
+              <w:t>Daily case and campaign work</w:t>
+            </w:r>
+          </w:p>
+        </w:tc>
+      </w:tr>
+      <w:tr>
+        <w:trPr/>
+        <w:tc>
+          <w:tcPr>
+            <w:tcW w:w="2517" w:type="dxa"/>
+            <w:tcBorders/>
+            <w:vAlign w:val="center"/>
+          </w:tcPr>
+          <w:p>
+            <w:pPr>
+              <w:pStyle w:val="TableContents"/>
+              <w:bidi w:val="0"/>
+              <w:jc w:val="start"/>
+              <w:rPr>
+                <w:b/>
+              </w:rPr>
+            </w:pPr>
+            <w:r>
+              <w:rPr>
+                <w:b/>
+              </w:rPr>
+              <w:t>Renters</w:t>
+            </w:r>
+          </w:p>
+        </w:tc>
+        <w:tc>
+          <w:tcPr>
+            <w:tcW w:w="2361" w:type="dxa"/>
+            <w:tcBorders/>
+            <w:vAlign w:val="center"/>
+          </w:tcPr>
+          <w:p>
+            <w:pPr>
+              <w:pStyle w:val="TableContents"/>
+              <w:widowControl w:val="false"/>
+              <w:suppressLineNumbers/>
+              <w:bidi w:val="0"/>
+              <w:jc w:val="start"/>
+              <w:rPr/>
+            </w:pPr>
+            <w:r>
+              <w:rPr/>
+              <w:t>Perfect — it is about them</w:t>
+            </w:r>
+          </w:p>
+        </w:tc>
+        <w:tc>
+          <w:tcPr>
+            <w:tcW w:w="2465" w:type="dxa"/>
+            <w:tcBorders/>
+            <w:vAlign w:val="center"/>
+          </w:tcPr>
+          <w:p>
+            <w:pPr>
+              <w:pStyle w:val="TableContents"/>
+              <w:widowControl w:val="false"/>
+              <w:suppressLineNumbers/>
+              <w:bidi w:val="0"/>
+              <w:jc w:val="start"/>
+              <w:rPr/>
+            </w:pPr>
+            <w:r>
+              <w:rPr/>
+              <w:t>~nothing; both comparables give it away</w:t>
+            </w:r>
+          </w:p>
+        </w:tc>
+        <w:tc>
+          <w:tcPr>
+            <w:tcW w:w="2403" w:type="dxa"/>
+            <w:tcBorders/>
+            <w:vAlign w:val="center"/>
+          </w:tcPr>
+          <w:p>
+            <w:pPr>
+              <w:pStyle w:val="TableContents"/>
+              <w:widowControl w:val="false"/>
+              <w:suppressLineNumbers/>
+              <w:bidi w:val="0"/>
+              <w:jc w:val="start"/>
+              <w:rPr/>
+            </w:pPr>
+            <w:r>
+              <w:rPr/>
+              <w:t>One decision every few years</w:t>
+            </w:r>
+          </w:p>
+        </w:tc>
+      </w:tr>
+      <w:tr>
+        <w:trPr/>
+        <w:tc>
+          <w:tcPr>
+            <w:tcW w:w="2517" w:type="dxa"/>
+            <w:tcBorders/>
+            <w:vAlign w:val="center"/>
+          </w:tcPr>
+          <w:p>
+            <w:pPr>
+              <w:pStyle w:val="TableContents"/>
+              <w:bidi w:val="0"/>
+              <w:jc w:val="start"/>
+              <w:rPr>
+                <w:b/>
+              </w:rPr>
+            </w:pPr>
+            <w:r>
+              <w:rPr>
+                <w:b/>
+              </w:rPr>
+              <w:t>Landlords</w:t>
+            </w:r>
+          </w:p>
+        </w:tc>
+        <w:tc>
+          <w:tcPr>
+            <w:tcW w:w="2361" w:type="dxa"/>
+            <w:tcBorders/>
+            <w:vAlign w:val="center"/>
+          </w:tcPr>
+          <w:p>
+            <w:pPr>
+              <w:pStyle w:val="TableContents"/>
+              <w:widowControl w:val="false"/>
+              <w:suppressLineNumbers/>
+              <w:bidi w:val="0"/>
+              <w:jc w:val="start"/>
+              <w:rPr/>
+            </w:pPr>
+            <w:r>
+              <w:rPr/>
+              <w:t>Opposed on the thing that matters</w:t>
+            </w:r>
+          </w:p>
+        </w:tc>
+        <w:tc>
+          <w:tcPr>
+            <w:tcW w:w="2465" w:type="dxa"/>
+            <w:tcBorders/>
+            <w:vAlign w:val="center"/>
+          </w:tcPr>
+          <w:p>
+            <w:pPr>
+              <w:pStyle w:val="TableContents"/>
+              <w:widowControl w:val="false"/>
+              <w:suppressLineNumbers/>
+              <w:bidi w:val="0"/>
+              <w:jc w:val="start"/>
+              <w:rPr/>
+            </w:pPr>
+            <w:r>
+              <w:rPr/>
+              <w:t>Proven (Rentlogic)</w:t>
+            </w:r>
+          </w:p>
+        </w:tc>
+        <w:tc>
+          <w:tcPr>
+            <w:tcW w:w="2403" w:type="dxa"/>
+            <w:tcBorders/>
+            <w:vAlign w:val="center"/>
+          </w:tcPr>
+          <w:p>
+            <w:pPr>
+              <w:pStyle w:val="TableContents"/>
+              <w:widowControl w:val="false"/>
+              <w:suppressLineNumbers/>
+              <w:bidi w:val="0"/>
+              <w:jc w:val="start"/>
+              <w:rPr/>
+            </w:pPr>
+            <w:r>
+              <w:rPr/>
+              <w:t xml:space="preserve">Advertising a </w:t>
+            </w:r>
+            <w:r>
+              <w:rPr>
+                <w:i/>
+              </w:rPr>
+              <w:t>good</w:t>
+            </w:r>
+            <w:r>
+              <w:rPr/>
+              <w:t xml:space="preserve"> grade</w:t>
+            </w:r>
+          </w:p>
+        </w:tc>
+      </w:tr>
+      <w:tr>
+        <w:trPr/>
+        <w:tc>
+          <w:tcPr>
+            <w:tcW w:w="2517" w:type="dxa"/>
+            <w:tcBorders/>
+            <w:vAlign w:val="center"/>
+          </w:tcPr>
+          <w:p>
+            <w:pPr>
+              <w:pStyle w:val="TableContents"/>
+              <w:bidi w:val="0"/>
+              <w:jc w:val="start"/>
+              <w:rPr>
+                <w:b/>
+              </w:rPr>
+            </w:pPr>
+            <w:r>
+              <w:rPr>
+                <w:b/>
+              </w:rPr>
+              <w:t>Brokers</w:t>
+            </w:r>
+          </w:p>
+        </w:tc>
+        <w:tc>
+          <w:tcPr>
+            <w:tcW w:w="2361" w:type="dxa"/>
+            <w:tcBorders/>
+            <w:vAlign w:val="center"/>
+          </w:tcPr>
+          <w:p>
+            <w:pPr>
+              <w:pStyle w:val="TableContents"/>
+              <w:widowControl w:val="false"/>
+              <w:suppressLineNumbers/>
+              <w:bidi w:val="0"/>
+              <w:jc w:val="start"/>
+              <w:rPr/>
+            </w:pPr>
+            <w:r>
+              <w:rPr/>
+              <w:t xml:space="preserve">Aligned with </w:t>
+            </w:r>
+            <w:r>
+              <w:rPr>
+                <w:i/>
+              </w:rPr>
+              <w:t>closing</w:t>
+            </w:r>
+            <w:r>
+              <w:rPr/>
+              <w:t>, not with the tenant</w:t>
+            </w:r>
+          </w:p>
+        </w:tc>
+        <w:tc>
+          <w:tcPr>
+            <w:tcW w:w="2465" w:type="dxa"/>
+            <w:tcBorders/>
+            <w:vAlign w:val="center"/>
+          </w:tcPr>
+          <w:p>
+            <w:pPr>
+              <w:pStyle w:val="TableContents"/>
+              <w:widowControl w:val="false"/>
+              <w:suppressLineNumbers/>
+              <w:bidi w:val="0"/>
+              <w:jc w:val="start"/>
+              <w:rPr/>
+            </w:pPr>
+            <w:r>
+              <w:rPr/>
+              <w:t>Moderate (Openigloo's pivot)</w:t>
+            </w:r>
+          </w:p>
+        </w:tc>
+        <w:tc>
+          <w:tcPr>
+            <w:tcW w:w="2403" w:type="dxa"/>
+            <w:tcBorders/>
+            <w:vAlign w:val="center"/>
+          </w:tcPr>
+          <w:p>
+            <w:pPr>
+              <w:pStyle w:val="TableContents"/>
+              <w:widowControl w:val="false"/>
+              <w:suppressLineNumbers/>
+              <w:bidi w:val="0"/>
+              <w:jc w:val="start"/>
+              <w:rPr/>
+            </w:pPr>
+            <w:r>
+              <w:rPr/>
+              <w:t>Filling a unit</w:t>
+            </w:r>
+          </w:p>
+        </w:tc>
+      </w:tr>
+      <w:tr>
+        <w:trPr/>
+        <w:tc>
+          <w:tcPr>
+            <w:tcW w:w="2517" w:type="dxa"/>
+            <w:tcBorders/>
+            <w:vAlign w:val="center"/>
+          </w:tcPr>
+          <w:p>
+            <w:pPr>
+              <w:pStyle w:val="TableContents"/>
+              <w:bidi w:val="0"/>
+              <w:jc w:val="start"/>
+              <w:rPr>
+                <w:b/>
+              </w:rPr>
+            </w:pPr>
+            <w:r>
+              <w:rPr>
+                <w:b/>
+              </w:rPr>
+              <w:t>Insurers</w:t>
+            </w:r>
+          </w:p>
+        </w:tc>
+        <w:tc>
+          <w:tcPr>
+            <w:tcW w:w="2361" w:type="dxa"/>
+            <w:tcBorders/>
+            <w:vAlign w:val="center"/>
+          </w:tcPr>
+          <w:p>
+            <w:pPr>
+              <w:pStyle w:val="TableContents"/>
+              <w:widowControl w:val="false"/>
+              <w:suppressLineNumbers/>
+              <w:bidi w:val="0"/>
+              <w:jc w:val="start"/>
+              <w:rPr/>
+            </w:pPr>
+            <w:r>
+              <w:rPr/>
+              <w:t>Inverted</w:t>
+            </w:r>
+          </w:p>
+        </w:tc>
+        <w:tc>
+          <w:tcPr>
+            <w:tcW w:w="2465" w:type="dxa"/>
+            <w:tcBorders/>
+            <w:vAlign w:val="center"/>
+          </w:tcPr>
+          <w:p>
+            <w:pPr>
+              <w:pStyle w:val="TableContents"/>
+              <w:widowControl w:val="false"/>
+              <w:suppressLineNumbers/>
+              <w:bidi w:val="0"/>
+              <w:jc w:val="start"/>
+              <w:rPr/>
+            </w:pPr>
+            <w:r>
+              <w:rPr/>
+              <w:t>Highest of all</w:t>
+            </w:r>
+          </w:p>
+        </w:tc>
+        <w:tc>
+          <w:tcPr>
+            <w:tcW w:w="2403" w:type="dxa"/>
+            <w:tcBorders/>
+            <w:vAlign w:val="center"/>
+          </w:tcPr>
+          <w:p>
+            <w:pPr>
+              <w:pStyle w:val="TableContents"/>
+              <w:widowControl w:val="false"/>
+              <w:suppressLineNumbers/>
+              <w:bidi w:val="0"/>
+              <w:jc w:val="start"/>
+              <w:rPr/>
+            </w:pPr>
+            <w:r>
+              <w:rPr/>
+              <w:t>Habitability exclusions — denying a claim</w:t>
+            </w:r>
+          </w:p>
+        </w:tc>
+      </w:tr>
+    </w:tbl>
+    <w:p>
+      <w:pPr>
+        <w:pStyle w:val="BodyText"/>
+        <w:bidi w:val="0"/>
+        <w:jc w:val="start"/>
+        <w:rPr/>
+      </w:pPr>
+      <w:r>
+        <w:rPr/>
+        <w:t>Read the last column downward. The willingness to pay rises exactly as the purpose rotates away from the person the record describes. At the top, the use is "help this tenant." At the bottom, it is "use this building's condition against the tenant living in it."</w:t>
+      </w:r>
+    </w:p>
+    <w:p>
+      <w:pPr>
+        <w:pStyle w:val="Heading3"/>
+        <w:bidi w:val="0"/>
+        <w:jc w:val="start"/>
+        <w:rPr/>
+      </w:pPr>
+      <w:r>
+        <w:rPr/>
+        <w:t>Why this is the answer rather than one of the others</w:t>
+      </w:r>
+    </w:p>
+    <w:p>
+      <w:pPr>
+        <w:pStyle w:val="BodyText"/>
+        <w:bidi w:val="0"/>
+        <w:jc w:val="start"/>
+        <w:rPr/>
+      </w:pPr>
+      <w:r>
+        <w:rPr/>
+        <w:t>Four other signals in this document are real:</w:t>
       </w:r>
     </w:p>
     <w:p>
@@ -5195,14 +5849,8 @@
         <w:rPr/>
       </w:pPr>
       <w:r>
-        <w:rPr>
-          <w:b/>
-        </w:rPr>
-        <w:t>Current pricing.</w:t>
-      </w:r>
-      <w:r>
-        <w:rPr/>
-        <w:t xml:space="preserve"> Rentlogic's public numbers are from 2018. Openigloo's subscription tiers and brokerage fee are described qualitatively, not published. Both need direct contact.</w:t>
+        <w:rPr/>
+        <w:t>Every layer of the landscape has a settled payer except this one (§2b).</w:t>
       </w:r>
     </w:p>
     <w:p>
@@ -5223,14 +5871,8 @@
         <w:rPr/>
       </w:pPr>
       <w:r>
-        <w:rPr>
-          <w:b/>
-        </w:rPr>
-        <w:t>Openigloo's real revenue.</w:t>
-      </w:r>
-      <w:r>
-        <w:rPr/>
-        <w:t xml:space="preserve"> The $1.37M figure is a scraped estimate.</w:t>
+        <w:rPr/>
+        <w:t>The in-market moment is 1 in 75, so reach was never Openigloo's constraint (§3).</w:t>
       </w:r>
     </w:p>
     <w:p>
@@ -5251,34 +5893,8 @@
         <w:rPr/>
       </w:pPr>
       <w:r>
-        <w:rPr>
-          <w:b/>
-        </w:rPr>
-        <w:t>Rent-burden reconciliation.</w:t>
-      </w:r>
-      <w:r>
-        <w:rPr/>
-        <w:t xml:space="preserve"> Our case study cites </w:t>
-      </w:r>
-      <w:r>
-        <w:rPr>
-          <w:b/>
-        </w:rPr>
-        <w:t>51.6%</w:t>
-      </w:r>
-      <w:r>
-        <w:rPr/>
-        <w:t xml:space="preserve"> rent-burdened (RGB 2026 Income &amp; Affordability Study); the 2023 NYCHVS reports </w:t>
-      </w:r>
-      <w:r>
-        <w:rPr>
-          <w:b/>
-        </w:rPr>
-        <w:t>29.5%</w:t>
-      </w:r>
-      <w:r>
-        <w:rPr/>
-        <w:t>. Very likely different populations or thresholds — renter households versus all households — rather than a contradiction, but the distinction must be established before either is cited in front of someone who knows the other.</w:t>
+        <w:rPr/>
+        <w:t>The highest-frequency users have the lowest budget (§3).</w:t>
       </w:r>
     </w:p>
     <w:p>
@@ -5293,70 +5909,91 @@
           <w:tab w:val="left" w:pos="709" w:leader="none"/>
         </w:tabs>
         <w:bidi w:val="0"/>
-        <w:spacing w:before="0" w:after="0"/>
         <w:ind w:hanging="283" w:start="709"/>
         <w:jc w:val="start"/>
         <w:rPr/>
       </w:pPr>
       <w:r>
+        <w:rPr/>
+        <w:t xml:space="preserve">Nobody turns violation </w:t>
+      </w:r>
+      <w:r>
+        <w:rPr>
+          <w:i/>
+        </w:rPr>
+        <w:t>counts</w:t>
+      </w:r>
+      <w:r>
+        <w:rPr/>
+        <w:t xml:space="preserve"> into violation </w:t>
+      </w:r>
+      <w:r>
+        <w:rPr>
+          <w:i/>
+        </w:rPr>
+        <w:t>meaning</w:t>
+      </w:r>
+      <w:r>
+        <w:rPr/>
+        <w:t xml:space="preserve"> (§4).</w:t>
+      </w:r>
+    </w:p>
+    <w:p>
+      <w:pPr>
+        <w:pStyle w:val="BodyText"/>
+        <w:bidi w:val="0"/>
+        <w:jc w:val="start"/>
+        <w:rPr/>
+      </w:pPr>
+      <w:r>
+        <w:rPr/>
+        <w:t xml:space="preserve">The first three are </w:t>
+      </w:r>
+      <w:r>
         <w:rPr>
           <w:b/>
         </w:rPr>
-        <w:t>Whether the white space in §4 is actually empty</w:t>
-      </w:r>
-      <w:r>
-        <w:rPr/>
-        <w:t>, or merely not visible from public search.</w:t>
-      </w:r>
-    </w:p>
-    <w:p>
-      <w:pPr>
-        <w:pStyle w:val="BodyText"/>
-        <w:numPr>
-          <w:ilvl w:val="0"/>
-          <w:numId w:val="5"/>
-        </w:numPr>
-        <w:tabs>
-          <w:tab w:val="clear" w:pos="709"/>
-          <w:tab w:val="left" w:pos="709" w:leader="none"/>
-        </w:tabs>
-        <w:bidi w:val="0"/>
-        <w:ind w:hanging="283" w:start="709"/>
-        <w:jc w:val="start"/>
-        <w:rPr/>
-      </w:pPr>
-      <w:r>
-        <w:rPr>
-          <w:b/>
-        </w:rPr>
-        <w:t>Whether renters use it at the moment that matters.</w:t>
-      </w:r>
-      <w:r>
-        <w:rPr/>
-        <w:t xml:space="preserve"> Openigloo reached 3M+ people and still had to leave for brokerage revenue. Audience was not the constraint. This is the question the comparables leave open and the one our own build cannot yet answer.</w:t>
-      </w:r>
-    </w:p>
-    <w:p>
-      <w:pPr>
-        <w:pStyle w:val="HorizontalLine"/>
-        <w:bidi w:val="0"/>
-        <w:jc w:val="start"/>
-        <w:rPr/>
-      </w:pPr>
-      <w:r>
-        <w:rPr/>
-      </w:r>
-    </w:p>
-    <w:p>
-      <w:pPr>
-        <w:pStyle w:val="Heading2"/>
-        <w:bidi w:val="0"/>
-        <w:jc w:val="start"/>
-        <w:rPr/>
-      </w:pPr>
-      <w:r>
-        <w:rPr/>
-        <w:t>Sources</w:t>
+        <w:t>consequences of this one.</w:t>
+      </w:r>
+      <w:r>
+        <w:rPr/>
+        <w:t xml:space="preserve"> The layer has no settled payer because every available payer is somewhere down the gradient. The high-frequency, zero-budget worker sits at the top of it. Twelve years and two companies did not fail to find a business model; they found that the models which work require pointing the data away from the person it was collected about. Rentlogic went to landlords and inherited adverse selection — the worst buildings never buy. Openigloo went to the transaction. Neither of those is a mistake. They are what the gradient permits.</w:t>
+      </w:r>
+    </w:p>
+    <w:p>
+      <w:pPr>
+        <w:pStyle w:val="BodyText"/>
+        <w:bidi w:val="0"/>
+        <w:jc w:val="start"/>
+        <w:rPr/>
+      </w:pPr>
+      <w:r>
+        <w:rPr/>
+        <w:t>The fourth — violation meaning — is a genuine product gap and not part of this pattern, which is why it is worth keeping separate rather than folding in.</w:t>
+      </w:r>
+    </w:p>
+    <w:p>
+      <w:pPr>
+        <w:pStyle w:val="Heading3"/>
+        <w:bidi w:val="0"/>
+        <w:jc w:val="start"/>
+        <w:rPr/>
+      </w:pPr>
+      <w:r>
+        <w:rPr/>
+        <w:t>Where the pattern might break, which is what makes it interesting rather than just bleak</w:t>
+      </w:r>
+    </w:p>
+    <w:p>
+      <w:pPr>
+        <w:pStyle w:val="BodyText"/>
+        <w:bidi w:val="0"/>
+        <w:jc w:val="start"/>
+        <w:rPr/>
+      </w:pPr>
+      <w:r>
+        <w:rPr/>
+        <w:t>Two buyers in §4 do not obviously sit on the gradient:</w:t>
       </w:r>
     </w:p>
     <w:p>
@@ -5377,18 +6014,14 @@
         <w:rPr/>
       </w:pPr>
       <w:r>
-        <w:rPr/>
-        <w:t xml:space="preserve">Openigloo pivot to brokerage — </w:t>
-      </w:r>
-      <w:r>
-        <w:rPr>
-          <w:i/>
-        </w:rPr>
-        <w:t>The Real Deal</w:t>
-      </w:r>
-      <w:r>
-        <w:rPr/>
-        <w:t>, 28 Aug 2025 — https://therealdeal.com/new-york/2025/08/28/openigloo-won-over-tenants-can-it-do-the-same-with-landlords/</w:t>
+        <w:rPr>
+          <w:b/>
+        </w:rPr>
+        <w:t>Lenders</w:t>
+      </w:r>
+      <w:r>
+        <w:rPr/>
+        <w:t xml:space="preserve"> pricing multifamily credit risk. A lender wants the loan priced correctly. A building with a bad violation history is a genuine default signal. Nothing about that requires harming the tenant.</w:t>
       </w:r>
     </w:p>
     <w:p>
@@ -5403,14 +6036,100 @@
           <w:tab w:val="left" w:pos="709" w:leader="none"/>
         </w:tabs>
         <w:bidi w:val="0"/>
+        <w:ind w:hanging="283" w:start="709"/>
+        <w:jc w:val="start"/>
+        <w:rPr/>
+      </w:pPr>
+      <w:r>
+        <w:rPr>
+          <w:b/>
+        </w:rPr>
+        <w:t>City agencies</w:t>
+      </w:r>
+      <w:r>
+        <w:rPr/>
+        <w:t xml:space="preserve"> targeting enforcement. The enforcement body already holds the data; the value would be prioritisation, and its purpose is the same as ours.</w:t>
+      </w:r>
+    </w:p>
+    <w:p>
+      <w:pPr>
+        <w:pStyle w:val="BodyText"/>
+        <w:bidi w:val="0"/>
+        <w:jc w:val="start"/>
+        <w:rPr/>
+      </w:pPr>
+      <w:r>
+        <w:rPr/>
+        <w:t>Whether those two are real exceptions or just less obvious points on the same line is the question this research does not answer.</w:t>
+      </w:r>
+    </w:p>
+    <w:p>
+      <w:pPr>
+        <w:pStyle w:val="BodyText"/>
+        <w:bidi w:val="0"/>
+        <w:jc w:val="start"/>
+        <w:rPr/>
+      </w:pPr>
+      <w:r>
+        <w:rPr>
+          <w:b/>
+        </w:rPr>
+        <w:t>Named, not solved.</w:t>
+      </w:r>
+      <w:r>
+        <w:rPr/>
+        <w:t xml:space="preserve"> Deciding what to do about it is the next block's work, and any answer that ignores the gradient is going to rediscover it the expensive way.</w:t>
+      </w:r>
+    </w:p>
+    <w:p>
+      <w:pPr>
+        <w:pStyle w:val="HorizontalLine"/>
+        <w:bidi w:val="0"/>
+        <w:jc w:val="start"/>
+        <w:rPr/>
+      </w:pPr>
+      <w:r>
+        <w:rPr/>
+      </w:r>
+    </w:p>
+    <w:p>
+      <w:pPr>
+        <w:pStyle w:val="Heading2"/>
+        <w:bidi w:val="0"/>
+        <w:jc w:val="start"/>
+        <w:rPr/>
+      </w:pPr>
+      <w:r>
+        <w:rPr/>
+        <w:t>7. Open questions — the live edge of this document</w:t>
+      </w:r>
+    </w:p>
+    <w:p>
+      <w:pPr>
+        <w:pStyle w:val="BodyText"/>
+        <w:numPr>
+          <w:ilvl w:val="0"/>
+          <w:numId w:val="7"/>
+        </w:numPr>
+        <w:tabs>
+          <w:tab w:val="clear" w:pos="709"/>
+          <w:tab w:val="left" w:pos="709" w:leader="none"/>
+        </w:tabs>
+        <w:bidi w:val="0"/>
         <w:spacing w:before="0" w:after="0"/>
         <w:ind w:hanging="283" w:start="709"/>
         <w:jc w:val="start"/>
         <w:rPr/>
       </w:pPr>
       <w:r>
-        <w:rPr/>
-        <w:t>Openigloo — https://www.openigloo.com/</w:t>
+        <w:rPr>
+          <w:b/>
+        </w:rPr>
+        <w:t>Current pricing.</w:t>
+      </w:r>
+      <w:r>
+        <w:rPr/>
+        <w:t xml:space="preserve"> Rentlogic's public numbers are from 2018. Openigloo's subscription tiers and brokerage fee are described qualitatively, not published. Both need direct contact.</w:t>
       </w:r>
     </w:p>
     <w:p>
@@ -5418,7 +6137,7 @@
         <w:pStyle w:val="BodyText"/>
         <w:numPr>
           <w:ilvl w:val="0"/>
-          <w:numId w:val="6"/>
+          <w:numId w:val="7"/>
         </w:numPr>
         <w:tabs>
           <w:tab w:val="clear" w:pos="709"/>
@@ -5431,8 +6150,14 @@
         <w:rPr/>
       </w:pPr>
       <w:r>
-        <w:rPr/>
-        <w:t>Openigloo company profile — https://www.crunchbase.com/organization/openigloo</w:t>
+        <w:rPr>
+          <w:b/>
+        </w:rPr>
+        <w:t>Openigloo's real revenue.</w:t>
+      </w:r>
+      <w:r>
+        <w:rPr/>
+        <w:t xml:space="preserve"> The $1.37M figure is a scraped estimate.</w:t>
       </w:r>
     </w:p>
     <w:p>
@@ -5440,7 +6165,7 @@
         <w:pStyle w:val="BodyText"/>
         <w:numPr>
           <w:ilvl w:val="0"/>
-          <w:numId w:val="6"/>
+          <w:numId w:val="7"/>
         </w:numPr>
         <w:tabs>
           <w:tab w:val="clear" w:pos="709"/>
@@ -5453,18 +6178,34 @@
         <w:rPr/>
       </w:pPr>
       <w:r>
-        <w:rPr/>
-        <w:t xml:space="preserve">Rentlogic raises $2.4M — </w:t>
-      </w:r>
-      <w:r>
-        <w:rPr>
-          <w:i/>
-        </w:rPr>
-        <w:t>TechCrunch</w:t>
-      </w:r>
-      <w:r>
-        <w:rPr/>
-        <w:t>, 3 Aug 2018 — https://techcrunch.com/2018/08/03/rentlogic-lands-millions-to-grade-nyc-real-estate-for-renters-and-landlords/</w:t>
+        <w:rPr>
+          <w:b/>
+        </w:rPr>
+        <w:t>Rent-burden reconciliation.</w:t>
+      </w:r>
+      <w:r>
+        <w:rPr/>
+        <w:t xml:space="preserve"> Our case study cites </w:t>
+      </w:r>
+      <w:r>
+        <w:rPr>
+          <w:b/>
+        </w:rPr>
+        <w:t>51.6%</w:t>
+      </w:r>
+      <w:r>
+        <w:rPr/>
+        <w:t xml:space="preserve"> rent-burdened (RGB 2026 Income &amp; Affordability Study); the 2023 NYCHVS reports </w:t>
+      </w:r>
+      <w:r>
+        <w:rPr>
+          <w:b/>
+        </w:rPr>
+        <w:t>29.5%</w:t>
+      </w:r>
+      <w:r>
+        <w:rPr/>
+        <w:t>. Very likely different populations or thresholds — renter households versus all households — rather than a contradiction, but the distinction must be established before either is cited in front of someone who knows the other.</w:t>
       </w:r>
     </w:p>
     <w:p>
@@ -5472,7 +6213,7 @@
         <w:pStyle w:val="BodyText"/>
         <w:numPr>
           <w:ilvl w:val="0"/>
-          <w:numId w:val="6"/>
+          <w:numId w:val="7"/>
         </w:numPr>
         <w:tabs>
           <w:tab w:val="clear" w:pos="709"/>
@@ -5485,18 +6226,14 @@
         <w:rPr/>
       </w:pPr>
       <w:r>
-        <w:rPr/>
-        <w:t xml:space="preserve">Rentlogic expansion and pricing — </w:t>
-      </w:r>
-      <w:r>
-        <w:rPr>
-          <w:i/>
-        </w:rPr>
-        <w:t>Inman</w:t>
-      </w:r>
-      <w:r>
-        <w:rPr/>
-        <w:t>, 7 Aug 2018 — https://www.inman.com/2018/08/07/nyc-building-grading-startup-rentlogic-raises-2-point-4-m-for-expansion-to-other-cities/</w:t>
+        <w:rPr>
+          <w:b/>
+        </w:rPr>
+        <w:t>Whether the white space in §4 is actually empty</w:t>
+      </w:r>
+      <w:r>
+        <w:rPr/>
+        <w:t>, or merely not visible from public search.</w:t>
       </w:r>
     </w:p>
     <w:p>
@@ -5504,13 +6241,63 @@
         <w:pStyle w:val="BodyText"/>
         <w:numPr>
           <w:ilvl w:val="0"/>
-          <w:numId w:val="6"/>
+          <w:numId w:val="7"/>
         </w:numPr>
         <w:tabs>
           <w:tab w:val="clear" w:pos="709"/>
           <w:tab w:val="left" w:pos="709" w:leader="none"/>
         </w:tabs>
         <w:bidi w:val="0"/>
+        <w:ind w:hanging="283" w:start="709"/>
+        <w:jc w:val="start"/>
+        <w:rPr/>
+      </w:pPr>
+      <w:r>
+        <w:rPr>
+          <w:b/>
+        </w:rPr>
+        <w:t>Whether renters use it at the moment that matters.</w:t>
+      </w:r>
+      <w:r>
+        <w:rPr/>
+        <w:t xml:space="preserve"> Openigloo reached 3M+ people and still had to leave for brokerage revenue. Audience was not the constraint. This is the question the comparables leave open and the one our own build cannot yet answer.</w:t>
+      </w:r>
+    </w:p>
+    <w:p>
+      <w:pPr>
+        <w:pStyle w:val="HorizontalLine"/>
+        <w:bidi w:val="0"/>
+        <w:jc w:val="start"/>
+        <w:rPr/>
+      </w:pPr>
+      <w:r>
+        <w:rPr/>
+      </w:r>
+    </w:p>
+    <w:p>
+      <w:pPr>
+        <w:pStyle w:val="Heading2"/>
+        <w:bidi w:val="0"/>
+        <w:jc w:val="start"/>
+        <w:rPr/>
+      </w:pPr>
+      <w:r>
+        <w:rPr/>
+        <w:t>Sources</w:t>
+      </w:r>
+    </w:p>
+    <w:p>
+      <w:pPr>
+        <w:pStyle w:val="BodyText"/>
+        <w:numPr>
+          <w:ilvl w:val="0"/>
+          <w:numId w:val="8"/>
+        </w:numPr>
+        <w:tabs>
+          <w:tab w:val="clear" w:pos="709"/>
+          <w:tab w:val="left" w:pos="709" w:leader="none"/>
+        </w:tabs>
+        <w:bidi w:val="0"/>
         <w:spacing w:before="0" w:after="0"/>
         <w:ind w:hanging="283" w:start="709"/>
         <w:jc w:val="start"/>
@@ -5518,17 +6305,17 @@
       </w:pPr>
       <w:r>
         <w:rPr/>
-        <w:t xml:space="preserve">Rentlogic per-unit pricing — </w:t>
+        <w:t xml:space="preserve">Openigloo pivot to brokerage — </w:t>
       </w:r>
       <w:r>
         <w:rPr>
           <w:i/>
         </w:rPr>
-        <w:t>Techweek</w:t>
-      </w:r>
-      <w:r>
-        <w:rPr/>
-        <w:t xml:space="preserve"> — https://techweek.com/rentlogic-building-certification-newyork-startup/</w:t>
+        <w:t>The Real Deal</w:t>
+      </w:r>
+      <w:r>
+        <w:rPr/>
+        <w:t>, 28 Aug 2025 — https://therealdeal.com/new-york/2025/08/28/openigloo-won-over-tenants-can-it-do-the-same-with-landlords/</w:t>
       </w:r>
     </w:p>
     <w:p>
@@ -5536,7 +6323,7 @@
         <w:pStyle w:val="BodyText"/>
         <w:numPr>
           <w:ilvl w:val="0"/>
-          <w:numId w:val="6"/>
+          <w:numId w:val="8"/>
         </w:numPr>
         <w:tabs>
           <w:tab w:val="clear" w:pos="709"/>
@@ -5550,7 +6337,7 @@
       </w:pPr>
       <w:r>
         <w:rPr/>
-        <w:t>NYC vacancy rate at 1.4% — NYC HPD — https://www.nyc.gov/site/hpd/news/007-24/new-york-city-s-vacancy-rate-reaches-historic-low-1-4-percent-demanding-urgent-action-new</w:t>
+        <w:t>Openigloo — https://www.openigloo.com/</w:t>
       </w:r>
     </w:p>
     <w:p>
@@ -5558,7 +6345,7 @@
         <w:pStyle w:val="BodyText"/>
         <w:numPr>
           <w:ilvl w:val="0"/>
-          <w:numId w:val="6"/>
+          <w:numId w:val="8"/>
         </w:numPr>
         <w:tabs>
           <w:tab w:val="clear" w:pos="709"/>
@@ -5572,7 +6359,7 @@
       </w:pPr>
       <w:r>
         <w:rPr/>
-        <w:t>NYC Housing and Vacancy Survey — Rent Guidelines Board — https://rentguidelinesboard.cityofnewyork.us/research/nyc-housing-vacancy-survey/</w:t>
+        <w:t>Openigloo company profile — https://www.crunchbase.com/organization/openigloo</w:t>
       </w:r>
     </w:p>
     <w:p>
@@ -5580,7 +6367,7 @@
         <w:pStyle w:val="BodyText"/>
         <w:numPr>
           <w:ilvl w:val="0"/>
-          <w:numId w:val="6"/>
+          <w:numId w:val="8"/>
         </w:numPr>
         <w:tabs>
           <w:tab w:val="clear" w:pos="709"/>
@@ -5594,7 +6381,17 @@
       </w:pPr>
       <w:r>
         <w:rPr/>
-        <w:t>Moody's to acquire CAPE Analytics — Moody's IR, 13 Jan 2025 — https://ir.moodys.com/press-releases/news-details/2025/Moodys-to-Acquire-CAPE-Analytics-Adding-AI-Powered-Geospatial-Property-Risk-Intelligence-to-Its-Industry-Leading-Insurance-Risk-Models/default.aspx</w:t>
+        <w:t xml:space="preserve">Rentlogic raises $2.4M — </w:t>
+      </w:r>
+      <w:r>
+        <w:rPr>
+          <w:i/>
+        </w:rPr>
+        <w:t>TechCrunch</w:t>
+      </w:r>
+      <w:r>
+        <w:rPr/>
+        <w:t>, 3 Aug 2018 — https://techcrunch.com/2018/08/03/rentlogic-lands-millions-to-grade-nyc-real-estate-for-renters-and-landlords/</w:t>
       </w:r>
     </w:p>
     <w:p>
@@ -5602,7 +6399,7 @@
         <w:pStyle w:val="BodyText"/>
         <w:numPr>
           <w:ilvl w:val="0"/>
-          <w:numId w:val="6"/>
+          <w:numId w:val="8"/>
         </w:numPr>
         <w:tabs>
           <w:tab w:val="clear" w:pos="709"/>
@@ -5616,17 +6413,17 @@
       </w:pPr>
       <w:r>
         <w:rPr/>
-        <w:t xml:space="preserve">Moody's acquires CAPE Analytics — </w:t>
+        <w:t xml:space="preserve">Rentlogic expansion and pricing — </w:t>
       </w:r>
       <w:r>
         <w:rPr>
           <w:i/>
         </w:rPr>
-        <w:t>Insurance Journal</w:t>
-      </w:r>
-      <w:r>
-        <w:rPr/>
-        <w:t>, 13 Jan 2025 — https://www.insurancejournal.com/news/national/2025/01/13/807956.htm</w:t>
+        <w:t>Inman</w:t>
+      </w:r>
+      <w:r>
+        <w:rPr/>
+        <w:t>, 7 Aug 2018 — https://www.inman.com/2018/08/07/nyc-building-grading-startup-rentlogic-raises-2-point-4-m-for-expansion-to-other-cities/</w:t>
       </w:r>
     </w:p>
     <w:p>
@@ -5634,7 +6431,7 @@
         <w:pStyle w:val="BodyText"/>
         <w:numPr>
           <w:ilvl w:val="0"/>
-          <w:numId w:val="6"/>
+          <w:numId w:val="8"/>
         </w:numPr>
         <w:tabs>
           <w:tab w:val="clear" w:pos="709"/>
@@ -5648,7 +6445,17 @@
       </w:pPr>
       <w:r>
         <w:rPr/>
-        <w:t>ZestyAI — https://zesty.ai/</w:t>
+        <w:t xml:space="preserve">Rentlogic per-unit pricing — </w:t>
+      </w:r>
+      <w:r>
+        <w:rPr>
+          <w:i/>
+        </w:rPr>
+        <w:t>Techweek</w:t>
+      </w:r>
+      <w:r>
+        <w:rPr/>
+        <w:t xml:space="preserve"> — https://techweek.com/rentlogic-building-certification-newyork-startup/</w:t>
       </w:r>
     </w:p>
     <w:p>
@@ -5656,7 +6463,7 @@
         <w:pStyle w:val="BodyText"/>
         <w:numPr>
           <w:ilvl w:val="0"/>
-          <w:numId w:val="6"/>
+          <w:numId w:val="8"/>
         </w:numPr>
         <w:tabs>
           <w:tab w:val="clear" w:pos="709"/>
@@ -5670,7 +6477,7 @@
       </w:pPr>
       <w:r>
         <w:rPr/>
-        <w:t>Verisk BuildFax permit data for insurers — https://www.globenewswire.com/news-release/2021/02/17/2177301/0/en/An-Industry-First-Canadian-Property-Insurers-Can-Unearth-Insights-from-Building-Permits-with-Verisk-s-BuildFax.html</w:t>
+        <w:t>NYC vacancy rate at 1.4% — NYC HPD — https://www.nyc.gov/site/hpd/news/007-24/new-york-city-s-vacancy-rate-reaches-historic-low-1-4-percent-demanding-urgent-action-new</w:t>
       </w:r>
     </w:p>
     <w:p>
@@ -5678,7 +6485,7 @@
         <w:pStyle w:val="BodyText"/>
         <w:numPr>
           <w:ilvl w:val="0"/>
-          <w:numId w:val="6"/>
+          <w:numId w:val="8"/>
         </w:numPr>
         <w:tabs>
           <w:tab w:val="clear" w:pos="709"/>
@@ -5692,17 +6499,7 @@
       </w:pPr>
       <w:r>
         <w:rPr/>
-        <w:t xml:space="preserve">Housing code violations and insurer habitability exclusions — </w:t>
-      </w:r>
-      <w:r>
-        <w:rPr>
-          <w:i/>
-        </w:rPr>
-        <w:t>Distinguished</w:t>
-      </w:r>
-      <w:r>
-        <w:rPr/>
-        <w:t xml:space="preserve"> — https://distinguished.com/blog/housing-code-violations-in-los-angeles-an-interview-with-katie-vespia/</w:t>
+        <w:t>NYC Housing and Vacancy Survey — Rent Guidelines Board — https://rentguidelinesboard.cityofnewyork.us/research/nyc-housing-vacancy-survey/</w:t>
       </w:r>
     </w:p>
     <w:p>
@@ -5710,7 +6507,7 @@
         <w:pStyle w:val="BodyText"/>
         <w:numPr>
           <w:ilvl w:val="0"/>
-          <w:numId w:val="6"/>
+          <w:numId w:val="8"/>
         </w:numPr>
         <w:tabs>
           <w:tab w:val="clear" w:pos="709"/>
@@ -5724,7 +6521,7 @@
       </w:pPr>
       <w:r>
         <w:rPr/>
-        <w:t>PropTech market size — Fortune Business Insights — https://www.fortunebusinessinsights.com/proptech-market-108634</w:t>
+        <w:t>Moody's to acquire CAPE Analytics — Moody's IR, 13 Jan 2025 — https://ir.moodys.com/press-releases/news-details/2025/Moodys-to-Acquire-CAPE-Analytics-Adding-AI-Powered-Geospatial-Property-Risk-Intelligence-to-Its-Industry-Leading-Insurance-Risk-Models/default.aspx</w:t>
       </w:r>
     </w:p>
     <w:p>
@@ -5732,7 +6529,7 @@
         <w:pStyle w:val="BodyText"/>
         <w:numPr>
           <w:ilvl w:val="0"/>
-          <w:numId w:val="6"/>
+          <w:numId w:val="8"/>
         </w:numPr>
         <w:tabs>
           <w:tab w:val="clear" w:pos="709"/>
@@ -5746,7 +6543,17 @@
       </w:pPr>
       <w:r>
         <w:rPr/>
-        <w:t>PropTech market size — Grand View Research — https://www.grandviewresearch.com/industry-analysis/proptech-market-report</w:t>
+        <w:t xml:space="preserve">Moody's acquires CAPE Analytics — </w:t>
+      </w:r>
+      <w:r>
+        <w:rPr>
+          <w:i/>
+        </w:rPr>
+        <w:t>Insurance Journal</w:t>
+      </w:r>
+      <w:r>
+        <w:rPr/>
+        <w:t>, 13 Jan 2025 — https://www.insurancejournal.com/news/national/2025/01/13/807956.htm</w:t>
       </w:r>
     </w:p>
     <w:p>
@@ -5754,7 +6561,7 @@
         <w:pStyle w:val="BodyText"/>
         <w:numPr>
           <w:ilvl w:val="0"/>
-          <w:numId w:val="6"/>
+          <w:numId w:val="8"/>
         </w:numPr>
         <w:tabs>
           <w:tab w:val="clear" w:pos="709"/>
@@ -5768,7 +6575,7 @@
       </w:pPr>
       <w:r>
         <w:rPr/>
-        <w:t>PropTech market size — Precedence Research — https://www.precedenceresearch.com/proptech-market</w:t>
+        <w:t>ZestyAI — https://zesty.ai/</w:t>
       </w:r>
     </w:p>
     <w:p>
@@ -5776,7 +6583,7 @@
         <w:pStyle w:val="BodyText"/>
         <w:numPr>
           <w:ilvl w:val="0"/>
-          <w:numId w:val="6"/>
+          <w:numId w:val="8"/>
         </w:numPr>
         <w:tabs>
           <w:tab w:val="clear" w:pos="709"/>
@@ -5790,7 +6597,7 @@
       </w:pPr>
       <w:r>
         <w:rPr/>
-        <w:t>PropTech market size — Market.us — https://market.us/report/proptech-market/</w:t>
+        <w:t>Verisk BuildFax permit data for insurers — https://www.globenewswire.com/news-release/2021/02/17/2177301/0/en/An-Industry-First-Canadian-Property-Insurers-Can-Unearth-Insights-from-Building-Permits-with-Verisk-s-BuildFax.html</w:t>
       </w:r>
     </w:p>
     <w:p>
@@ -5798,7 +6605,127 @@
         <w:pStyle w:val="BodyText"/>
         <w:numPr>
           <w:ilvl w:val="0"/>
-          <w:numId w:val="6"/>
+          <w:numId w:val="8"/>
+        </w:numPr>
+        <w:tabs>
+          <w:tab w:val="clear" w:pos="709"/>
+          <w:tab w:val="left" w:pos="709" w:leader="none"/>
+        </w:tabs>
+        <w:bidi w:val="0"/>
+        <w:spacing w:before="0" w:after="0"/>
+        <w:ind w:hanging="283" w:start="709"/>
+        <w:jc w:val="start"/>
+        <w:rPr/>
+      </w:pPr>
+      <w:r>
+        <w:rPr/>
+        <w:t xml:space="preserve">Housing code violations and insurer habitability exclusions — </w:t>
+      </w:r>
+      <w:r>
+        <w:rPr>
+          <w:i/>
+        </w:rPr>
+        <w:t>Distinguished</w:t>
+      </w:r>
+      <w:r>
+        <w:rPr/>
+        <w:t xml:space="preserve"> — https://distinguished.com/blog/housing-code-violations-in-los-angeles-an-interview-with-katie-vespia/</w:t>
+      </w:r>
+    </w:p>
+    <w:p>
+      <w:pPr>
+        <w:pStyle w:val="BodyText"/>
+        <w:numPr>
+          <w:ilvl w:val="0"/>
+          <w:numId w:val="8"/>
+        </w:numPr>
+        <w:tabs>
+          <w:tab w:val="clear" w:pos="709"/>
+          <w:tab w:val="left" w:pos="709" w:leader="none"/>
+        </w:tabs>
+        <w:bidi w:val="0"/>
+        <w:spacing w:before="0" w:after="0"/>
+        <w:ind w:hanging="283" w:start="709"/>
+        <w:jc w:val="start"/>
+        <w:rPr/>
+      </w:pPr>
+      <w:r>
+        <w:rPr/>
+        <w:t>PropTech market size — Fortune Business Insights — https://www.fortunebusinessinsights.com/proptech-market-108634</w:t>
+      </w:r>
+    </w:p>
+    <w:p>
+      <w:pPr>
+        <w:pStyle w:val="BodyText"/>
+        <w:numPr>
+          <w:ilvl w:val="0"/>
+          <w:numId w:val="8"/>
+        </w:numPr>
+        <w:tabs>
+          <w:tab w:val="clear" w:pos="709"/>
+          <w:tab w:val="left" w:pos="709" w:leader="none"/>
+        </w:tabs>
+        <w:bidi w:val="0"/>
+        <w:spacing w:before="0" w:after="0"/>
+        <w:ind w:hanging="283" w:start="709"/>
+        <w:jc w:val="start"/>
+        <w:rPr/>
+      </w:pPr>
+      <w:r>
+        <w:rPr/>
+        <w:t>PropTech market size — Grand View Research — https://www.grandviewresearch.com/industry-analysis/proptech-market-report</w:t>
+      </w:r>
+    </w:p>
+    <w:p>
+      <w:pPr>
+        <w:pStyle w:val="BodyText"/>
+        <w:numPr>
+          <w:ilvl w:val="0"/>
+          <w:numId w:val="8"/>
+        </w:numPr>
+        <w:tabs>
+          <w:tab w:val="clear" w:pos="709"/>
+          <w:tab w:val="left" w:pos="709" w:leader="none"/>
+        </w:tabs>
+        <w:bidi w:val="0"/>
+        <w:spacing w:before="0" w:after="0"/>
+        <w:ind w:hanging="283" w:start="709"/>
+        <w:jc w:val="start"/>
+        <w:rPr/>
+      </w:pPr>
+      <w:r>
+        <w:rPr/>
+        <w:t>PropTech market size — Precedence Research — https://www.precedenceresearch.com/proptech-market</w:t>
+      </w:r>
+    </w:p>
+    <w:p>
+      <w:pPr>
+        <w:pStyle w:val="BodyText"/>
+        <w:numPr>
+          <w:ilvl w:val="0"/>
+          <w:numId w:val="8"/>
+        </w:numPr>
+        <w:tabs>
+          <w:tab w:val="clear" w:pos="709"/>
+          <w:tab w:val="left" w:pos="709" w:leader="none"/>
+        </w:tabs>
+        <w:bidi w:val="0"/>
+        <w:spacing w:before="0" w:after="0"/>
+        <w:ind w:hanging="283" w:start="709"/>
+        <w:jc w:val="start"/>
+        <w:rPr/>
+      </w:pPr>
+      <w:r>
+        <w:rPr/>
+        <w:t>PropTech market size — Market.us — https://market.us/report/proptech-market/</w:t>
+      </w:r>
+    </w:p>
+    <w:p>
+      <w:pPr>
+        <w:pStyle w:val="BodyText"/>
+        <w:numPr>
+          <w:ilvl w:val="0"/>
+          <w:numId w:val="8"/>
         </w:numPr>
         <w:tabs>
           <w:tab w:val="clear" w:pos="709"/>
@@ -6362,125 +7289,6 @@
   <w:abstractNum w:abstractNumId="5">
     <w:lvl w:ilvl="0">
       <w:start w:val="1"/>
-      <w:numFmt w:val="decimal"/>
-      <w:lvlText w:val="%1."/>
-      <w:lvlJc w:val="start"/>
-      <w:pPr>
-        <w:tabs>
-          <w:tab w:val="num" w:pos="709"/>
-        </w:tabs>
-        <w:ind w:start="709" w:hanging="283"/>
-      </w:pPr>
-      <w:rPr/>
-    </w:lvl>
-    <w:lvl w:ilvl="1">
-      <w:start w:val="1"/>
-      <w:numFmt w:val="decimal"/>
-      <w:lvlText w:val="%2."/>
-      <w:lvlJc w:val="start"/>
-      <w:pPr>
-        <w:tabs>
-          <w:tab w:val="num" w:pos="1418"/>
-        </w:tabs>
-        <w:ind w:start="1418" w:hanging="283"/>
-      </w:pPr>
-      <w:rPr/>
-    </w:lvl>
-    <w:lvl w:ilvl="2">
-      <w:start w:val="1"/>
-      <w:numFmt w:val="decimal"/>
-      <w:lvlText w:val="%3."/>
-      <w:lvlJc w:val="start"/>
-      <w:pPr>
-        <w:tabs>
-          <w:tab w:val="num" w:pos="2127"/>
-        </w:tabs>
-        <w:ind w:start="2127" w:hanging="283"/>
-      </w:pPr>
-      <w:rPr/>
-    </w:lvl>
-    <w:lvl w:ilvl="3">
-      <w:start w:val="1"/>
-      <w:numFmt w:val="decimal"/>
-      <w:lvlText w:val="%4."/>
-      <w:lvlJc w:val="start"/>
-      <w:pPr>
-        <w:tabs>
-          <w:tab w:val="num" w:pos="2836"/>
-        </w:tabs>
-        <w:ind w:start="2836" w:hanging="283"/>
-      </w:pPr>
-      <w:rPr/>
-    </w:lvl>
-    <w:lvl w:ilvl="4">
-      <w:start w:val="1"/>
-      <w:numFmt w:val="decimal"/>
-      <w:lvlText w:val="%5."/>
-      <w:lvlJc w:val="start"/>
-      <w:pPr>
-        <w:tabs>
-          <w:tab w:val="num" w:pos="3545"/>
-        </w:tabs>
-        <w:ind w:start="3545" w:hanging="283"/>
-      </w:pPr>
-      <w:rPr/>
-    </w:lvl>
-    <w:lvl w:ilvl="5">
-      <w:start w:val="1"/>
-      <w:numFmt w:val="decimal"/>
-      <w:lvlText w:val="%6."/>
-      <w:lvlJc w:val="start"/>
-      <w:pPr>
-        <w:tabs>
-          <w:tab w:val="num" w:pos="4254"/>
-        </w:tabs>
-        <w:ind w:start="4254" w:hanging="283"/>
-      </w:pPr>
-      <w:rPr/>
-    </w:lvl>
-    <w:lvl w:ilvl="6">
-      <w:start w:val="1"/>
-      <w:numFmt w:val="decimal"/>
-      <w:lvlText w:val="%7."/>
-      <w:lvlJc w:val="start"/>
-      <w:pPr>
-        <w:tabs>
-          <w:tab w:val="num" w:pos="4963"/>
-        </w:tabs>
-        <w:ind w:start="4963" w:hanging="283"/>
-      </w:pPr>
-      <w:rPr/>
-    </w:lvl>
-    <w:lvl w:ilvl="7">
-      <w:start w:val="1"/>
-      <w:numFmt w:val="decimal"/>
-      <w:lvlText w:val="%8."/>
-      <w:lvlJc w:val="start"/>
-      <w:pPr>
-        <w:tabs>
-          <w:tab w:val="num" w:pos="5672"/>
-        </w:tabs>
-        <w:ind w:start="5672" w:hanging="283"/>
-      </w:pPr>
-      <w:rPr/>
-    </w:lvl>
-    <w:lvl w:ilvl="8">
-      <w:start w:val="1"/>
-      <w:numFmt w:val="decimal"/>
-      <w:lvlText w:val="%9."/>
-      <w:lvlJc w:val="start"/>
-      <w:pPr>
-        <w:tabs>
-          <w:tab w:val="num" w:pos="6381"/>
-        </w:tabs>
-        <w:ind w:start="6381" w:hanging="283"/>
-      </w:pPr>
-      <w:rPr/>
-    </w:lvl>
-  </w:abstractNum>
-  <w:abstractNum w:abstractNumId="6">
-    <w:lvl w:ilvl="0">
-      <w:start w:val="1"/>
       <w:numFmt w:val="bullet"/>
       <w:lvlText w:val=""/>
       <w:lvlJc w:val="start"/>
@@ -6615,7 +7423,400 @@
       </w:rPr>
     </w:lvl>
   </w:abstractNum>
+  <w:abstractNum w:abstractNumId="6">
+    <w:lvl w:ilvl="0">
+      <w:start w:val="1"/>
+      <w:numFmt w:val="bullet"/>
+      <w:lvlText w:val=""/>
+      <w:lvlJc w:val="start"/>
+      <w:pPr>
+        <w:tabs>
+          <w:tab w:val="num" w:pos="709"/>
+        </w:tabs>
+        <w:ind w:start="709" w:hanging="283"/>
+      </w:pPr>
+      <w:rPr>
+        <w:rFonts w:ascii="Symbol" w:hAnsi="Symbol" w:cs="Symbol" w:hint="default"/>
+      </w:rPr>
+    </w:lvl>
+    <w:lvl w:ilvl="1">
+      <w:start w:val="1"/>
+      <w:numFmt w:val="bullet"/>
+      <w:lvlText w:val=""/>
+      <w:lvlJc w:val="start"/>
+      <w:pPr>
+        <w:tabs>
+          <w:tab w:val="num" w:pos="1418"/>
+        </w:tabs>
+        <w:ind w:start="1418" w:hanging="283"/>
+      </w:pPr>
+      <w:rPr>
+        <w:rFonts w:ascii="Symbol" w:hAnsi="Symbol" w:cs="Symbol" w:hint="default"/>
+      </w:rPr>
+    </w:lvl>
+    <w:lvl w:ilvl="2">
+      <w:start w:val="1"/>
+      <w:numFmt w:val="bullet"/>
+      <w:lvlText w:val=""/>
+      <w:lvlJc w:val="start"/>
+      <w:pPr>
+        <w:tabs>
+          <w:tab w:val="num" w:pos="2127"/>
+        </w:tabs>
+        <w:ind w:start="2127" w:hanging="283"/>
+      </w:pPr>
+      <w:rPr>
+        <w:rFonts w:ascii="Symbol" w:hAnsi="Symbol" w:cs="Symbol" w:hint="default"/>
+      </w:rPr>
+    </w:lvl>
+    <w:lvl w:ilvl="3">
+      <w:start w:val="1"/>
+      <w:numFmt w:val="bullet"/>
+      <w:lvlText w:val=""/>
+      <w:lvlJc w:val="start"/>
+      <w:pPr>
+        <w:tabs>
+          <w:tab w:val="num" w:pos="2836"/>
+        </w:tabs>
+        <w:ind w:start="2836" w:hanging="283"/>
+      </w:pPr>
+      <w:rPr>
+        <w:rFonts w:ascii="Symbol" w:hAnsi="Symbol" w:cs="Symbol" w:hint="default"/>
+      </w:rPr>
+    </w:lvl>
+    <w:lvl w:ilvl="4">
+      <w:start w:val="1"/>
+      <w:numFmt w:val="bullet"/>
+      <w:lvlText w:val=""/>
+      <w:lvlJc w:val="start"/>
+      <w:pPr>
+        <w:tabs>
+          <w:tab w:val="num" w:pos="3545"/>
+        </w:tabs>
+        <w:ind w:start="3545" w:hanging="283"/>
+      </w:pPr>
+      <w:rPr>
+        <w:rFonts w:ascii="Symbol" w:hAnsi="Symbol" w:cs="Symbol" w:hint="default"/>
+      </w:rPr>
+    </w:lvl>
+    <w:lvl w:ilvl="5">
+      <w:start w:val="1"/>
+      <w:numFmt w:val="bullet"/>
+      <w:lvlText w:val=""/>
+      <w:lvlJc w:val="start"/>
+      <w:pPr>
+        <w:tabs>
+          <w:tab w:val="num" w:pos="4254"/>
+        </w:tabs>
+        <w:ind w:start="4254" w:hanging="283"/>
+      </w:pPr>
+      <w:rPr>
+        <w:rFonts w:ascii="Symbol" w:hAnsi="Symbol" w:cs="Symbol" w:hint="default"/>
+      </w:rPr>
+    </w:lvl>
+    <w:lvl w:ilvl="6">
+      <w:start w:val="1"/>
+      <w:numFmt w:val="bullet"/>
+      <w:lvlText w:val=""/>
+      <w:lvlJc w:val="start"/>
+      <w:pPr>
+        <w:tabs>
+          <w:tab w:val="num" w:pos="4963"/>
+        </w:tabs>
+        <w:ind w:start="4963" w:hanging="283"/>
+      </w:pPr>
+      <w:rPr>
+        <w:rFonts w:ascii="Symbol" w:hAnsi="Symbol" w:cs="Symbol" w:hint="default"/>
+      </w:rPr>
+    </w:lvl>
+    <w:lvl w:ilvl="7">
+      <w:start w:val="1"/>
+      <w:numFmt w:val="bullet"/>
+      <w:lvlText w:val=""/>
+      <w:lvlJc w:val="start"/>
+      <w:pPr>
+        <w:tabs>
+          <w:tab w:val="num" w:pos="5672"/>
+        </w:tabs>
+        <w:ind w:start="5672" w:hanging="283"/>
+      </w:pPr>
+      <w:rPr>
+        <w:rFonts w:ascii="Symbol" w:hAnsi="Symbol" w:cs="Symbol" w:hint="default"/>
+      </w:rPr>
+    </w:lvl>
+    <w:lvl w:ilvl="8">
+      <w:start w:val="1"/>
+      <w:numFmt w:val="bullet"/>
+      <w:lvlText w:val=""/>
+      <w:lvlJc w:val="start"/>
+      <w:pPr>
+        <w:tabs>
+          <w:tab w:val="num" w:pos="6381"/>
+        </w:tabs>
+        <w:ind w:start="6381" w:hanging="283"/>
+      </w:pPr>
+      <w:rPr>
+        <w:rFonts w:ascii="Symbol" w:hAnsi="Symbol" w:cs="Symbol" w:hint="default"/>
+      </w:rPr>
+    </w:lvl>
+  </w:abstractNum>
   <w:abstractNum w:abstractNumId="7">
+    <w:lvl w:ilvl="0">
+      <w:start w:val="1"/>
+      <w:numFmt w:val="decimal"/>
+      <w:lvlText w:val="%1."/>
+      <w:lvlJc w:val="start"/>
+      <w:pPr>
+        <w:tabs>
+          <w:tab w:val="num" w:pos="709"/>
+        </w:tabs>
+        <w:ind w:start="709" w:hanging="283"/>
+      </w:pPr>
+      <w:rPr/>
+    </w:lvl>
+    <w:lvl w:ilvl="1">
+      <w:start w:val="1"/>
+      <w:numFmt w:val="decimal"/>
+      <w:lvlText w:val="%2."/>
+      <w:lvlJc w:val="start"/>
+      <w:pPr>
+        <w:tabs>
+          <w:tab w:val="num" w:pos="1418"/>
+        </w:tabs>
+        <w:ind w:start="1418" w:hanging="283"/>
+      </w:pPr>
+      <w:rPr/>
+    </w:lvl>
+    <w:lvl w:ilvl="2">
+      <w:start w:val="1"/>
+      <w:numFmt w:val="decimal"/>
+      <w:lvlText w:val="%3."/>
+      <w:lvlJc w:val="start"/>
+      <w:pPr>
+        <w:tabs>
+          <w:tab w:val="num" w:pos="2127"/>
+        </w:tabs>
+        <w:ind w:start="2127" w:hanging="283"/>
+      </w:pPr>
+      <w:rPr/>
+    </w:lvl>
+    <w:lvl w:ilvl="3">
+      <w:start w:val="1"/>
+      <w:numFmt w:val="decimal"/>
+      <w:lvlText w:val="%4."/>
+      <w:lvlJc w:val="start"/>
+      <w:pPr>
+        <w:tabs>
+          <w:tab w:val="num" w:pos="2836"/>
+        </w:tabs>
+        <w:ind w:start="2836" w:hanging="283"/>
+      </w:pPr>
+      <w:rPr/>
+    </w:lvl>
+    <w:lvl w:ilvl="4">
+      <w:start w:val="1"/>
+      <w:numFmt w:val="decimal"/>
+      <w:lvlText w:val="%5."/>
+      <w:lvlJc w:val="start"/>
+      <w:pPr>
+        <w:tabs>
+          <w:tab w:val="num" w:pos="3545"/>
+        </w:tabs>
+        <w:ind w:start="3545" w:hanging="283"/>
+      </w:pPr>
+      <w:rPr/>
+    </w:lvl>
+    <w:lvl w:ilvl="5">
+      <w:start w:val="1"/>
+      <w:numFmt w:val="decimal"/>
+      <w:lvlText w:val="%6."/>
+      <w:lvlJc w:val="start"/>
+      <w:pPr>
+        <w:tabs>
+          <w:tab w:val="num" w:pos="4254"/>
+        </w:tabs>
+        <w:ind w:start="4254" w:hanging="283"/>
+      </w:pPr>
+      <w:rPr/>
+    </w:lvl>
+    <w:lvl w:ilvl="6">
+      <w:start w:val="1"/>
+      <w:numFmt w:val="decimal"/>
+      <w:lvlText w:val="%7."/>
+      <w:lvlJc w:val="start"/>
+      <w:pPr>
+        <w:tabs>
+          <w:tab w:val="num" w:pos="4963"/>
+        </w:tabs>
+        <w:ind w:start="4963" w:hanging="283"/>
+      </w:pPr>
+      <w:rPr/>
+    </w:lvl>
+    <w:lvl w:ilvl="7">
+      <w:start w:val="1"/>
+      <w:numFmt w:val="decimal"/>
+      <w:lvlText w:val="%8."/>
+      <w:lvlJc w:val="start"/>
+      <w:pPr>
+        <w:tabs>
+          <w:tab w:val="num" w:pos="5672"/>
+        </w:tabs>
+        <w:ind w:start="5672" w:hanging="283"/>
+      </w:pPr>
+      <w:rPr/>
+    </w:lvl>
+    <w:lvl w:ilvl="8">
+      <w:start w:val="1"/>
+      <w:numFmt w:val="decimal"/>
+      <w:lvlText w:val="%9."/>
+      <w:lvlJc w:val="start"/>
+      <w:pPr>
+        <w:tabs>
+          <w:tab w:val="num" w:pos="6381"/>
+        </w:tabs>
+        <w:ind w:start="6381" w:hanging="283"/>
+      </w:pPr>
+      <w:rPr/>
+    </w:lvl>
+  </w:abstractNum>
+  <w:abstractNum w:abstractNumId="8">
+    <w:lvl w:ilvl="0">
+      <w:start w:val="1"/>
+      <w:numFmt w:val="bullet"/>
+      <w:lvlText w:val=""/>
+      <w:lvlJc w:val="start"/>
+      <w:pPr>
+        <w:tabs>
+          <w:tab w:val="num" w:pos="709"/>
+        </w:tabs>
+        <w:ind w:start="709" w:hanging="283"/>
+      </w:pPr>
+      <w:rPr>
+        <w:rFonts w:ascii="Symbol" w:hAnsi="Symbol" w:cs="Symbol" w:hint="default"/>
+      </w:rPr>
+    </w:lvl>
+    <w:lvl w:ilvl="1">
+      <w:start w:val="1"/>
+      <w:numFmt w:val="bullet"/>
+      <w:lvlText w:val=""/>
+      <w:lvlJc w:val="start"/>
+      <w:pPr>
+        <w:tabs>
+          <w:tab w:val="num" w:pos="1418"/>
+        </w:tabs>
+        <w:ind w:start="1418" w:hanging="283"/>
+      </w:pPr>
+      <w:rPr>
+        <w:rFonts w:ascii="Symbol" w:hAnsi="Symbol" w:cs="Symbol" w:hint="default"/>
+      </w:rPr>
+    </w:lvl>
+    <w:lvl w:ilvl="2">
+      <w:start w:val="1"/>
+      <w:numFmt w:val="bullet"/>
+      <w:lvlText w:val=""/>
+      <w:lvlJc w:val="start"/>
+      <w:pPr>
+        <w:tabs>
+          <w:tab w:val="num" w:pos="2127"/>
+        </w:tabs>
+        <w:ind w:start="2127" w:hanging="283"/>
+      </w:pPr>
+      <w:rPr>
+        <w:rFonts w:ascii="Symbol" w:hAnsi="Symbol" w:cs="Symbol" w:hint="default"/>
+      </w:rPr>
+    </w:lvl>
+    <w:lvl w:ilvl="3">
+      <w:start w:val="1"/>
+      <w:numFmt w:val="bullet"/>
+      <w:lvlText w:val=""/>
+      <w:lvlJc w:val="start"/>
+      <w:pPr>
+        <w:tabs>
+          <w:tab w:val="num" w:pos="2836"/>
+        </w:tabs>
+        <w:ind w:start="2836" w:hanging="283"/>
+      </w:pPr>
+      <w:rPr>
+        <w:rFonts w:ascii="Symbol" w:hAnsi="Symbol" w:cs="Symbol" w:hint="default"/>
+      </w:rPr>
+    </w:lvl>
+    <w:lvl w:ilvl="4">
+      <w:start w:val="1"/>
+      <w:numFmt w:val="bullet"/>
+      <w:lvlText w:val=""/>
+      <w:lvlJc w:val="start"/>
+      <w:pPr>
+        <w:tabs>
+          <w:tab w:val="num" w:pos="3545"/>
+        </w:tabs>
+        <w:ind w:start="3545" w:hanging="283"/>
+      </w:pPr>
+      <w:rPr>
+        <w:rFonts w:ascii="Symbol" w:hAnsi="Symbol" w:cs="Symbol" w:hint="default"/>
+      </w:rPr>
+    </w:lvl>
+    <w:lvl w:ilvl="5">
+      <w:start w:val="1"/>
+      <w:numFmt w:val="bullet"/>
+      <w:lvlText w:val=""/>
+      <w:lvlJc w:val="start"/>
+      <w:pPr>
+        <w:tabs>
+          <w:tab w:val="num" w:pos="4254"/>
+        </w:tabs>
+        <w:ind w:start="4254" w:hanging="283"/>
+      </w:pPr>
+      <w:rPr>
+        <w:rFonts w:ascii="Symbol" w:hAnsi="Symbol" w:cs="Symbol" w:hint="default"/>
+      </w:rPr>
+    </w:lvl>
+    <w:lvl w:ilvl="6">
+      <w:start w:val="1"/>
+      <w:numFmt w:val="bullet"/>
+      <w:lvlText w:val=""/>
+      <w:lvlJc w:val="start"/>
+      <w:pPr>
+        <w:tabs>
+          <w:tab w:val="num" w:pos="4963"/>
+        </w:tabs>
+        <w:ind w:start="4963" w:hanging="283"/>
+      </w:pPr>
+      <w:rPr>
+        <w:rFonts w:ascii="Symbol" w:hAnsi="Symbol" w:cs="Symbol" w:hint="default"/>
+      </w:rPr>
+    </w:lvl>
+    <w:lvl w:ilvl="7">
+      <w:start w:val="1"/>
+      <w:numFmt w:val="bullet"/>
+      <w:lvlText w:val=""/>
+      <w:lvlJc w:val="start"/>
+      <w:pPr>
+        <w:tabs>
+          <w:tab w:val="num" w:pos="5672"/>
+        </w:tabs>
+        <w:ind w:start="5672" w:hanging="283"/>
+      </w:pPr>
+      <w:rPr>
+        <w:rFonts w:ascii="Symbol" w:hAnsi="Symbol" w:cs="Symbol" w:hint="default"/>
+      </w:rPr>
+    </w:lvl>
+    <w:lvl w:ilvl="8">
+      <w:start w:val="1"/>
+      <w:numFmt w:val="bullet"/>
+      <w:lvlText w:val=""/>
+      <w:lvlJc w:val="start"/>
+      <w:pPr>
+        <w:tabs>
+          <w:tab w:val="num" w:pos="6381"/>
+        </w:tabs>
+        <w:ind w:start="6381" w:hanging="283"/>
+      </w:pPr>
+      <w:rPr>
+        <w:rFonts w:ascii="Symbol" w:hAnsi="Symbol" w:cs="Symbol" w:hint="default"/>
+      </w:rPr>
+    </w:lvl>
+  </w:abstractNum>
+  <w:abstractNum w:abstractNumId="9">
     <w:lvl w:ilvl="0">
       <w:start w:val="1"/>
       <w:numFmt w:val="none"/>
@@ -6757,6 +7958,12 @@
   </w:num>
   <w:num w:numId="7">
     <w:abstractNumId w:val="7"/>
+  </w:num>
+  <w:num w:numId="8">
+    <w:abstractNumId w:val="8"/>
+  </w:num>
+  <w:num w:numId="9">
+    <w:abstractNumId w:val="9"/>
   </w:num>
 </w:numbering>
 </file>
@@ -6861,7 +8068,6 @@
       <w:rFonts w:ascii="Consolas" w:hAnsi="Consolas" w:eastAsia="Consolas" w:cs="Consolas"/>
       <w:sz w:val="18"/>
       <w:szCs w:val="18"/>
-      <w:shd w:fill="E3E3E6" w:val="clear"/>
     </w:rPr>
   </w:style>
   <w:style w:type="character" w:styleId="Bullets">

--- a/docs/classwork/HouseCheck-Industry-Research-Notes.docx
+++ b/docs/classwork/HouseCheck-Industry-Research-Notes.docx
@@ -4108,26 +4108,56 @@
     </w:p>
     <w:p>
       <w:pPr>
-        <w:pStyle w:val="Heading3"/>
-        <w:bidi w:val="0"/>
-        <w:jc w:val="start"/>
-        <w:rPr/>
-      </w:pPr>
-      <w:r>
-        <w:rPr/>
-        <w:t>Gaps in our own build, measured</w:t>
-      </w:r>
-    </w:p>
-    <w:p>
-      <w:pPr>
-        <w:pStyle w:val="BodyText"/>
-        <w:bidi w:val="0"/>
-        <w:jc w:val="start"/>
-        <w:rPr/>
-      </w:pPr>
-      <w:r>
-        <w:rPr/>
-        <w:t>Not aspirational. These are known, with numbers:</w:t>
+        <w:pStyle w:val="BodyText"/>
+        <w:bidi w:val="0"/>
+        <w:jc w:val="start"/>
+        <w:rPr/>
+      </w:pPr>
+      <w:r>
+        <w:rPr>
+          <w:b/>
+        </w:rPr>
+        <w:t>Sharpened 9 August 2026</w:t>
+      </w:r>
+      <w:r>
+        <w:rPr/>
+        <w:t xml:space="preserve"> (see </w:t>
+      </w:r>
+      <w:r>
+        <w:rPr>
+          <w:rStyle w:val="SourceText"/>
+        </w:rPr>
+        <w:t>problem-definition-notes.md</w:t>
+      </w:r>
+      <w:r>
+        <w:rPr/>
+        <w:t xml:space="preserve">): the reason this gap is larger than it looks is that the count is not merely </w:t>
+      </w:r>
+      <w:r>
+        <w:rPr>
+          <w:i/>
+        </w:rPr>
+        <w:t>less useful</w:t>
+      </w:r>
+      <w:r>
+        <w:rPr/>
+        <w:t xml:space="preserve"> than the descriptions — for the highest-frequency user it is </w:t>
+      </w:r>
+      <w:r>
+        <w:rPr>
+          <w:b/>
+        </w:rPr>
+        <w:t>unusable</w:t>
+      </w:r>
+      <w:r>
+        <w:rPr/>
+        <w:t xml:space="preserve">. An HP action has to plead conditions, not totals. So a housing attorney takes the aggregate number, opens HPD Online, keys in the BBL and hand-copies descriptions back out, once per client. The aggregate tool hands them a number and then sends them to fetch the meaning by hand. </w:t>
+      </w:r>
+      <w:r>
+        <w:rPr>
+          <w:b/>
+        </w:rPr>
+        <w:t>This is now the committed problem statement for the build.</w:t>
       </w:r>
     </w:p>
     <w:p>
@@ -4142,6 +4172,67 @@
           <w:tab w:val="left" w:pos="709" w:leader="none"/>
         </w:tabs>
         <w:bidi w:val="0"/>
+        <w:ind w:hanging="283" w:start="709"/>
+        <w:jc w:val="start"/>
+        <w:rPr/>
+      </w:pPr>
+      <w:r>
+        <w:rPr>
+          <w:b/>
+        </w:rPr>
+        <w:t>The owner dimension — a landlord is invisible; only buildings are visible.</w:t>
+      </w:r>
+      <w:r>
+        <w:rPr/>
+        <w:t xml:space="preserve"> New, identified 9 August 2026. The record is published per building, and the linking information (registered owner and officer names) sits in a </w:t>
+      </w:r>
+      <w:r>
+        <w:rPr>
+          <w:i/>
+        </w:rPr>
+        <w:t>different</w:t>
+      </w:r>
+      <w:r>
+        <w:rPr/>
+        <w:t xml:space="preserve"> HPD dataset than the violations. A landlord operating twelve buildings therefore appears as twelve unrelated records. Tenant organisers and housing reporters rebuild the portfolio by hand each time, and it goes stale immediately. Confidence is lower than items 1–5: the workflow is inferred from the landscape rather than observed, and needs primary contact before it is relied on.</w:t>
+      </w:r>
+    </w:p>
+    <w:p>
+      <w:pPr>
+        <w:pStyle w:val="Heading3"/>
+        <w:bidi w:val="0"/>
+        <w:jc w:val="start"/>
+        <w:rPr/>
+      </w:pPr>
+      <w:r>
+        <w:rPr/>
+        <w:t>Gaps in our own build, measured</w:t>
+      </w:r>
+    </w:p>
+    <w:p>
+      <w:pPr>
+        <w:pStyle w:val="BodyText"/>
+        <w:bidi w:val="0"/>
+        <w:jc w:val="start"/>
+        <w:rPr/>
+      </w:pPr>
+      <w:r>
+        <w:rPr/>
+        <w:t>Not aspirational. These are known, with numbers:</w:t>
+      </w:r>
+    </w:p>
+    <w:p>
+      <w:pPr>
+        <w:pStyle w:val="BodyText"/>
+        <w:numPr>
+          <w:ilvl w:val="0"/>
+          <w:numId w:val="5"/>
+        </w:numPr>
+        <w:tabs>
+          <w:tab w:val="clear" w:pos="709"/>
+          <w:tab w:val="left" w:pos="709" w:leader="none"/>
+        </w:tabs>
+        <w:bidi w:val="0"/>
         <w:spacing w:before="0" w:after="0"/>
         <w:ind w:hanging="283" w:start="709"/>
         <w:jc w:val="start"/>
@@ -4163,7 +4254,7 @@
         <w:pStyle w:val="BodyText"/>
         <w:numPr>
           <w:ilvl w:val="0"/>
-          <w:numId w:val="4"/>
+          <w:numId w:val="5"/>
         </w:numPr>
         <w:tabs>
           <w:tab w:val="clear" w:pos="709"/>
@@ -4203,7 +4294,27 @@
       </w:r>
       <w:r>
         <w:rPr/>
-        <w:t>.</w:t>
+        <w:t xml:space="preserve">. Concretely, </w:t>
+      </w:r>
+      <w:r>
+        <w:rPr>
+          <w:rStyle w:val="SourceText"/>
+        </w:rPr>
+        <w:t>crates/model/src/lib.rs</w:t>
+      </w:r>
+      <w:r>
+        <w:rPr/>
+        <w:t xml:space="preserve"> defines </w:t>
+      </w:r>
+      <w:r>
+        <w:rPr>
+          <w:rStyle w:val="SourceText"/>
+        </w:rPr>
+        <w:t>Violation { class, open, year }</w:t>
+      </w:r>
+      <w:r>
+        <w:rPr/>
+        <w:t xml:space="preserve"> — there is nowhere for a description to go, so this is a schema change and an ingest change, not just a fetch.</w:t>
       </w:r>
     </w:p>
     <w:p>
@@ -4211,7 +4322,7 @@
         <w:pStyle w:val="BodyText"/>
         <w:numPr>
           <w:ilvl w:val="0"/>
-          <w:numId w:val="4"/>
+          <w:numId w:val="5"/>
         </w:numPr>
         <w:tabs>
           <w:tab w:val="clear" w:pos="709"/>
@@ -4227,21 +4338,11 @@
         <w:rPr>
           <w:b/>
         </w:rPr>
-        <w:t>Class I violations excluded.</w:t>
-      </w:r>
-      <w:r>
-        <w:rPr/>
-        <w:t xml:space="preserve"> 753 records skipped on the curated set — now stated on the card and in </w:t>
-      </w:r>
-      <w:r>
-        <w:rPr>
-          <w:rStyle w:val="SourceText"/>
-        </w:rPr>
-        <w:t>/meta</w:t>
-      </w:r>
-      <w:r>
-        <w:rPr/>
-        <w:t>, but not yet scored.</w:t>
+        <w:t>No owner dimension.</w:t>
+      </w:r>
+      <w:r>
+        <w:rPr/>
+        <w:t xml:space="preserve"> We key on BBL throughout. Two buildings owned by the same landlord have no relationship in our data, because we never ingest HPD's registration/contacts dataset. Recorded as a gap; not committed.</w:t>
       </w:r>
     </w:p>
     <w:p>
@@ -4249,7 +4350,45 @@
         <w:pStyle w:val="BodyText"/>
         <w:numPr>
           <w:ilvl w:val="0"/>
-          <w:numId w:val="4"/>
+          <w:numId w:val="5"/>
+        </w:numPr>
+        <w:tabs>
+          <w:tab w:val="clear" w:pos="709"/>
+          <w:tab w:val="left" w:pos="709" w:leader="none"/>
+        </w:tabs>
+        <w:bidi w:val="0"/>
+        <w:spacing w:before="0" w:after="0"/>
+        <w:ind w:hanging="283" w:start="709"/>
+        <w:jc w:val="start"/>
+        <w:rPr/>
+      </w:pPr>
+      <w:r>
+        <w:rPr>
+          <w:b/>
+        </w:rPr>
+        <w:t>Class I violations excluded.</w:t>
+      </w:r>
+      <w:r>
+        <w:rPr/>
+        <w:t xml:space="preserve"> 753 records skipped on the curated set — now stated on the card and in </w:t>
+      </w:r>
+      <w:r>
+        <w:rPr>
+          <w:rStyle w:val="SourceText"/>
+        </w:rPr>
+        <w:t>/meta</w:t>
+      </w:r>
+      <w:r>
+        <w:rPr/>
+        <w:t>, but not yet scored.</w:t>
+      </w:r>
+    </w:p>
+    <w:p>
+      <w:pPr>
+        <w:pStyle w:val="BodyText"/>
+        <w:numPr>
+          <w:ilvl w:val="0"/>
+          <w:numId w:val="5"/>
         </w:numPr>
         <w:tabs>
           <w:tab w:val="clear" w:pos="709"/>
@@ -5836,7 +5975,7 @@
         <w:pStyle w:val="BodyText"/>
         <w:numPr>
           <w:ilvl w:val="0"/>
-          <w:numId w:val="5"/>
+          <w:numId w:val="6"/>
         </w:numPr>
         <w:tabs>
           <w:tab w:val="clear" w:pos="709"/>
@@ -5851,149 +5990,6 @@
       <w:r>
         <w:rPr/>
         <w:t>Every layer of the landscape has a settled payer except this one (§2b).</w:t>
-      </w:r>
-    </w:p>
-    <w:p>
-      <w:pPr>
-        <w:pStyle w:val="BodyText"/>
-        <w:numPr>
-          <w:ilvl w:val="0"/>
-          <w:numId w:val="5"/>
-        </w:numPr>
-        <w:tabs>
-          <w:tab w:val="clear" w:pos="709"/>
-          <w:tab w:val="left" w:pos="709" w:leader="none"/>
-        </w:tabs>
-        <w:bidi w:val="0"/>
-        <w:spacing w:before="0" w:after="0"/>
-        <w:ind w:hanging="283" w:start="709"/>
-        <w:jc w:val="start"/>
-        <w:rPr/>
-      </w:pPr>
-      <w:r>
-        <w:rPr/>
-        <w:t>The in-market moment is 1 in 75, so reach was never Openigloo's constraint (§3).</w:t>
-      </w:r>
-    </w:p>
-    <w:p>
-      <w:pPr>
-        <w:pStyle w:val="BodyText"/>
-        <w:numPr>
-          <w:ilvl w:val="0"/>
-          <w:numId w:val="5"/>
-        </w:numPr>
-        <w:tabs>
-          <w:tab w:val="clear" w:pos="709"/>
-          <w:tab w:val="left" w:pos="709" w:leader="none"/>
-        </w:tabs>
-        <w:bidi w:val="0"/>
-        <w:spacing w:before="0" w:after="0"/>
-        <w:ind w:hanging="283" w:start="709"/>
-        <w:jc w:val="start"/>
-        <w:rPr/>
-      </w:pPr>
-      <w:r>
-        <w:rPr/>
-        <w:t>The highest-frequency users have the lowest budget (§3).</w:t>
-      </w:r>
-    </w:p>
-    <w:p>
-      <w:pPr>
-        <w:pStyle w:val="BodyText"/>
-        <w:numPr>
-          <w:ilvl w:val="0"/>
-          <w:numId w:val="5"/>
-        </w:numPr>
-        <w:tabs>
-          <w:tab w:val="clear" w:pos="709"/>
-          <w:tab w:val="left" w:pos="709" w:leader="none"/>
-        </w:tabs>
-        <w:bidi w:val="0"/>
-        <w:ind w:hanging="283" w:start="709"/>
-        <w:jc w:val="start"/>
-        <w:rPr/>
-      </w:pPr>
-      <w:r>
-        <w:rPr/>
-        <w:t xml:space="preserve">Nobody turns violation </w:t>
-      </w:r>
-      <w:r>
-        <w:rPr>
-          <w:i/>
-        </w:rPr>
-        <w:t>counts</w:t>
-      </w:r>
-      <w:r>
-        <w:rPr/>
-        <w:t xml:space="preserve"> into violation </w:t>
-      </w:r>
-      <w:r>
-        <w:rPr>
-          <w:i/>
-        </w:rPr>
-        <w:t>meaning</w:t>
-      </w:r>
-      <w:r>
-        <w:rPr/>
-        <w:t xml:space="preserve"> (§4).</w:t>
-      </w:r>
-    </w:p>
-    <w:p>
-      <w:pPr>
-        <w:pStyle w:val="BodyText"/>
-        <w:bidi w:val="0"/>
-        <w:jc w:val="start"/>
-        <w:rPr/>
-      </w:pPr>
-      <w:r>
-        <w:rPr/>
-        <w:t xml:space="preserve">The first three are </w:t>
-      </w:r>
-      <w:r>
-        <w:rPr>
-          <w:b/>
-        </w:rPr>
-        <w:t>consequences of this one.</w:t>
-      </w:r>
-      <w:r>
-        <w:rPr/>
-        <w:t xml:space="preserve"> The layer has no settled payer because every available payer is somewhere down the gradient. The high-frequency, zero-budget worker sits at the top of it. Twelve years and two companies did not fail to find a business model; they found that the models which work require pointing the data away from the person it was collected about. Rentlogic went to landlords and inherited adverse selection — the worst buildings never buy. Openigloo went to the transaction. Neither of those is a mistake. They are what the gradient permits.</w:t>
-      </w:r>
-    </w:p>
-    <w:p>
-      <w:pPr>
-        <w:pStyle w:val="BodyText"/>
-        <w:bidi w:val="0"/>
-        <w:jc w:val="start"/>
-        <w:rPr/>
-      </w:pPr>
-      <w:r>
-        <w:rPr/>
-        <w:t>The fourth — violation meaning — is a genuine product gap and not part of this pattern, which is why it is worth keeping separate rather than folding in.</w:t>
-      </w:r>
-    </w:p>
-    <w:p>
-      <w:pPr>
-        <w:pStyle w:val="Heading3"/>
-        <w:bidi w:val="0"/>
-        <w:jc w:val="start"/>
-        <w:rPr/>
-      </w:pPr>
-      <w:r>
-        <w:rPr/>
-        <w:t>Where the pattern might break, which is what makes it interesting rather than just bleak</w:t>
-      </w:r>
-    </w:p>
-    <w:p>
-      <w:pPr>
-        <w:pStyle w:val="BodyText"/>
-        <w:bidi w:val="0"/>
-        <w:jc w:val="start"/>
-        <w:rPr/>
-      </w:pPr>
-      <w:r>
-        <w:rPr/>
-        <w:t>Two buyers in §4 do not obviously sit on the gradient:</w:t>
       </w:r>
     </w:p>
     <w:p>
@@ -6014,14 +6010,8 @@
         <w:rPr/>
       </w:pPr>
       <w:r>
-        <w:rPr>
-          <w:b/>
-        </w:rPr>
-        <w:t>Lenders</w:t>
-      </w:r>
-      <w:r>
-        <w:rPr/>
-        <w:t xml:space="preserve"> pricing multifamily credit risk. A lender wants the loan priced correctly. A building with a bad violation history is a genuine default signal. Nothing about that requires harming the tenant.</w:t>
+        <w:rPr/>
+        <w:t>The in-market moment is 1 in 75, so reach was never Openigloo's constraint (§3).</w:t>
       </w:r>
     </w:p>
     <w:p>
@@ -6036,72 +6026,113 @@
           <w:tab w:val="left" w:pos="709" w:leader="none"/>
         </w:tabs>
         <w:bidi w:val="0"/>
+        <w:spacing w:before="0" w:after="0"/>
         <w:ind w:hanging="283" w:start="709"/>
         <w:jc w:val="start"/>
         <w:rPr/>
       </w:pPr>
       <w:r>
+        <w:rPr/>
+        <w:t>The highest-frequency users have the lowest budget (§3).</w:t>
+      </w:r>
+    </w:p>
+    <w:p>
+      <w:pPr>
+        <w:pStyle w:val="BodyText"/>
+        <w:numPr>
+          <w:ilvl w:val="0"/>
+          <w:numId w:val="6"/>
+        </w:numPr>
+        <w:tabs>
+          <w:tab w:val="clear" w:pos="709"/>
+          <w:tab w:val="left" w:pos="709" w:leader="none"/>
+        </w:tabs>
+        <w:bidi w:val="0"/>
+        <w:ind w:hanging="283" w:start="709"/>
+        <w:jc w:val="start"/>
+        <w:rPr/>
+      </w:pPr>
+      <w:r>
+        <w:rPr/>
+        <w:t xml:space="preserve">Nobody turns violation </w:t>
+      </w:r>
+      <w:r>
+        <w:rPr>
+          <w:i/>
+        </w:rPr>
+        <w:t>counts</w:t>
+      </w:r>
+      <w:r>
+        <w:rPr/>
+        <w:t xml:space="preserve"> into violation </w:t>
+      </w:r>
+      <w:r>
+        <w:rPr>
+          <w:i/>
+        </w:rPr>
+        <w:t>meaning</w:t>
+      </w:r>
+      <w:r>
+        <w:rPr/>
+        <w:t xml:space="preserve"> (§4).</w:t>
+      </w:r>
+    </w:p>
+    <w:p>
+      <w:pPr>
+        <w:pStyle w:val="BodyText"/>
+        <w:bidi w:val="0"/>
+        <w:jc w:val="start"/>
+        <w:rPr/>
+      </w:pPr>
+      <w:r>
+        <w:rPr/>
+        <w:t xml:space="preserve">The first three are </w:t>
+      </w:r>
+      <w:r>
         <w:rPr>
           <w:b/>
         </w:rPr>
-        <w:t>City agencies</w:t>
-      </w:r>
-      <w:r>
-        <w:rPr/>
-        <w:t xml:space="preserve"> targeting enforcement. The enforcement body already holds the data; the value would be prioritisation, and its purpose is the same as ours.</w:t>
-      </w:r>
-    </w:p>
-    <w:p>
-      <w:pPr>
-        <w:pStyle w:val="BodyText"/>
-        <w:bidi w:val="0"/>
-        <w:jc w:val="start"/>
-        <w:rPr/>
-      </w:pPr>
-      <w:r>
-        <w:rPr/>
-        <w:t>Whether those two are real exceptions or just less obvious points on the same line is the question this research does not answer.</w:t>
-      </w:r>
-    </w:p>
-    <w:p>
-      <w:pPr>
-        <w:pStyle w:val="BodyText"/>
-        <w:bidi w:val="0"/>
-        <w:jc w:val="start"/>
-        <w:rPr/>
-      </w:pPr>
-      <w:r>
-        <w:rPr>
-          <w:b/>
-        </w:rPr>
-        <w:t>Named, not solved.</w:t>
-      </w:r>
-      <w:r>
-        <w:rPr/>
-        <w:t xml:space="preserve"> Deciding what to do about it is the next block's work, and any answer that ignores the gradient is going to rediscover it the expensive way.</w:t>
-      </w:r>
-    </w:p>
-    <w:p>
-      <w:pPr>
-        <w:pStyle w:val="HorizontalLine"/>
-        <w:bidi w:val="0"/>
-        <w:jc w:val="start"/>
-        <w:rPr/>
-      </w:pPr>
-      <w:r>
-        <w:rPr/>
-      </w:r>
-    </w:p>
-    <w:p>
-      <w:pPr>
-        <w:pStyle w:val="Heading2"/>
-        <w:bidi w:val="0"/>
-        <w:jc w:val="start"/>
-        <w:rPr/>
-      </w:pPr>
-      <w:r>
-        <w:rPr/>
-        <w:t>7. Open questions — the live edge of this document</w:t>
+        <w:t>consequences of this one.</w:t>
+      </w:r>
+      <w:r>
+        <w:rPr/>
+        <w:t xml:space="preserve"> The layer has no settled payer because every available payer is somewhere down the gradient. The high-frequency, zero-budget worker sits at the top of it. Twelve years and two companies did not fail to find a business model; they found that the models which work require pointing the data away from the person it was collected about. Rentlogic went to landlords and inherited adverse selection — the worst buildings never buy. Openigloo went to the transaction. Neither of those is a mistake. They are what the gradient permits.</w:t>
+      </w:r>
+    </w:p>
+    <w:p>
+      <w:pPr>
+        <w:pStyle w:val="BodyText"/>
+        <w:bidi w:val="0"/>
+        <w:jc w:val="start"/>
+        <w:rPr/>
+      </w:pPr>
+      <w:r>
+        <w:rPr/>
+        <w:t>The fourth — violation meaning — is a genuine product gap and not part of this pattern, which is why it is worth keeping separate rather than folding in.</w:t>
+      </w:r>
+    </w:p>
+    <w:p>
+      <w:pPr>
+        <w:pStyle w:val="Heading3"/>
+        <w:bidi w:val="0"/>
+        <w:jc w:val="start"/>
+        <w:rPr/>
+      </w:pPr>
+      <w:r>
+        <w:rPr/>
+        <w:t>Where the pattern might break, which is what makes it interesting rather than just bleak</w:t>
+      </w:r>
+    </w:p>
+    <w:p>
+      <w:pPr>
+        <w:pStyle w:val="BodyText"/>
+        <w:bidi w:val="0"/>
+        <w:jc w:val="start"/>
+        <w:rPr/>
+      </w:pPr>
+      <w:r>
+        <w:rPr/>
+        <w:t>Two buyers in §4 do not obviously sit on the gradient:</w:t>
       </w:r>
     </w:p>
     <w:p>
@@ -6125,11 +6156,11 @@
         <w:rPr>
           <w:b/>
         </w:rPr>
-        <w:t>Current pricing.</w:t>
-      </w:r>
-      <w:r>
-        <w:rPr/>
-        <w:t xml:space="preserve"> Rentlogic's public numbers are from 2018. Openigloo's subscription tiers and brokerage fee are described qualitatively, not published. Both need direct contact.</w:t>
+        <w:t>Lenders</w:t>
+      </w:r>
+      <w:r>
+        <w:rPr/>
+        <w:t xml:space="preserve"> pricing multifamily credit risk. A lender wants the loan priced correctly. A building with a bad violation history is a genuine default signal. Nothing about that requires harming the tenant.</w:t>
       </w:r>
     </w:p>
     <w:p>
@@ -6144,7 +6175,6 @@
           <w:tab w:val="left" w:pos="709" w:leader="none"/>
         </w:tabs>
         <w:bidi w:val="0"/>
-        <w:spacing w:before="0" w:after="0"/>
         <w:ind w:hanging="283" w:start="709"/>
         <w:jc w:val="start"/>
         <w:rPr/>
@@ -6153,27 +6183,29 @@
         <w:rPr>
           <w:b/>
         </w:rPr>
-        <w:t>Openigloo's real revenue.</w:t>
-      </w:r>
-      <w:r>
-        <w:rPr/>
-        <w:t xml:space="preserve"> The $1.37M figure is a scraped estimate.</w:t>
-      </w:r>
-    </w:p>
-    <w:p>
-      <w:pPr>
-        <w:pStyle w:val="BodyText"/>
-        <w:numPr>
-          <w:ilvl w:val="0"/>
-          <w:numId w:val="7"/>
-        </w:numPr>
-        <w:tabs>
-          <w:tab w:val="clear" w:pos="709"/>
-          <w:tab w:val="left" w:pos="709" w:leader="none"/>
-        </w:tabs>
-        <w:bidi w:val="0"/>
-        <w:spacing w:before="0" w:after="0"/>
-        <w:ind w:hanging="283" w:start="709"/>
+        <w:t>City agencies</w:t>
+      </w:r>
+      <w:r>
+        <w:rPr/>
+        <w:t xml:space="preserve"> targeting enforcement. The enforcement body already holds the data; the value would be prioritisation, and its purpose is the same as ours.</w:t>
+      </w:r>
+    </w:p>
+    <w:p>
+      <w:pPr>
+        <w:pStyle w:val="BodyText"/>
+        <w:bidi w:val="0"/>
+        <w:jc w:val="start"/>
+        <w:rPr/>
+      </w:pPr>
+      <w:r>
+        <w:rPr/>
+        <w:t>Whether those two are real exceptions or just less obvious points on the same line is the question this research does not answer.</w:t>
+      </w:r>
+    </w:p>
+    <w:p>
+      <w:pPr>
+        <w:pStyle w:val="BodyText"/>
+        <w:bidi w:val="0"/>
         <w:jc w:val="start"/>
         <w:rPr/>
       </w:pPr>
@@ -6181,86 +6213,11 @@
         <w:rPr>
           <w:b/>
         </w:rPr>
-        <w:t>Rent-burden reconciliation.</w:t>
-      </w:r>
-      <w:r>
-        <w:rPr/>
-        <w:t xml:space="preserve"> Our case study cites </w:t>
-      </w:r>
-      <w:r>
-        <w:rPr>
-          <w:b/>
-        </w:rPr>
-        <w:t>51.6%</w:t>
-      </w:r>
-      <w:r>
-        <w:rPr/>
-        <w:t xml:space="preserve"> rent-burdened (RGB 2026 Income &amp; Affordability Study); the 2023 NYCHVS reports </w:t>
-      </w:r>
-      <w:r>
-        <w:rPr>
-          <w:b/>
-        </w:rPr>
-        <w:t>29.5%</w:t>
-      </w:r>
-      <w:r>
-        <w:rPr/>
-        <w:t>. Very likely different populations or thresholds — renter households versus all households — rather than a contradiction, but the distinction must be established before either is cited in front of someone who knows the other.</w:t>
-      </w:r>
-    </w:p>
-    <w:p>
-      <w:pPr>
-        <w:pStyle w:val="BodyText"/>
-        <w:numPr>
-          <w:ilvl w:val="0"/>
-          <w:numId w:val="7"/>
-        </w:numPr>
-        <w:tabs>
-          <w:tab w:val="clear" w:pos="709"/>
-          <w:tab w:val="left" w:pos="709" w:leader="none"/>
-        </w:tabs>
-        <w:bidi w:val="0"/>
-        <w:spacing w:before="0" w:after="0"/>
-        <w:ind w:hanging="283" w:start="709"/>
-        <w:jc w:val="start"/>
-        <w:rPr/>
-      </w:pPr>
-      <w:r>
-        <w:rPr>
-          <w:b/>
-        </w:rPr>
-        <w:t>Whether the white space in §4 is actually empty</w:t>
-      </w:r>
-      <w:r>
-        <w:rPr/>
-        <w:t>, or merely not visible from public search.</w:t>
-      </w:r>
-    </w:p>
-    <w:p>
-      <w:pPr>
-        <w:pStyle w:val="BodyText"/>
-        <w:numPr>
-          <w:ilvl w:val="0"/>
-          <w:numId w:val="7"/>
-        </w:numPr>
-        <w:tabs>
-          <w:tab w:val="clear" w:pos="709"/>
-          <w:tab w:val="left" w:pos="709" w:leader="none"/>
-        </w:tabs>
-        <w:bidi w:val="0"/>
-        <w:ind w:hanging="283" w:start="709"/>
-        <w:jc w:val="start"/>
-        <w:rPr/>
-      </w:pPr>
-      <w:r>
-        <w:rPr>
-          <w:b/>
-        </w:rPr>
-        <w:t>Whether renters use it at the moment that matters.</w:t>
-      </w:r>
-      <w:r>
-        <w:rPr/>
-        <w:t xml:space="preserve"> Openigloo reached 3M+ people and still had to leave for brokerage revenue. Audience was not the constraint. This is the question the comparables leave open and the one our own build cannot yet answer.</w:t>
+        <w:t>Named, not solved.</w:t>
+      </w:r>
+      <w:r>
+        <w:rPr/>
+        <w:t xml:space="preserve"> Deciding what to do about it is the next block's work, and any answer that ignores the gradient is going to rediscover it the expensive way.</w:t>
       </w:r>
     </w:p>
     <w:p>
@@ -6283,7 +6240,7 @@
       </w:pPr>
       <w:r>
         <w:rPr/>
-        <w:t>Sources</w:t>
+        <w:t>7. Open questions — the live edge of this document</w:t>
       </w:r>
     </w:p>
     <w:p>
@@ -6304,18 +6261,14 @@
         <w:rPr/>
       </w:pPr>
       <w:r>
-        <w:rPr/>
-        <w:t xml:space="preserve">Openigloo pivot to brokerage — </w:t>
-      </w:r>
-      <w:r>
-        <w:rPr>
-          <w:i/>
-        </w:rPr>
-        <w:t>The Real Deal</w:t>
-      </w:r>
-      <w:r>
-        <w:rPr/>
-        <w:t>, 28 Aug 2025 — https://therealdeal.com/new-york/2025/08/28/openigloo-won-over-tenants-can-it-do-the-same-with-landlords/</w:t>
+        <w:rPr>
+          <w:b/>
+        </w:rPr>
+        <w:t>Current pricing.</w:t>
+      </w:r>
+      <w:r>
+        <w:rPr/>
+        <w:t xml:space="preserve"> Rentlogic's public numbers are from 2018. Openigloo's subscription tiers and brokerage fee are described qualitatively, not published. Both need direct contact.</w:t>
       </w:r>
     </w:p>
     <w:p>
@@ -6336,8 +6289,14 @@
         <w:rPr/>
       </w:pPr>
       <w:r>
-        <w:rPr/>
-        <w:t>Openigloo — https://www.openigloo.com/</w:t>
+        <w:rPr>
+          <w:b/>
+        </w:rPr>
+        <w:t>Openigloo's real revenue.</w:t>
+      </w:r>
+      <w:r>
+        <w:rPr/>
+        <w:t xml:space="preserve"> The $1.37M figure is a scraped estimate.</w:t>
       </w:r>
     </w:p>
     <w:p>
@@ -6358,8 +6317,34 @@
         <w:rPr/>
       </w:pPr>
       <w:r>
-        <w:rPr/>
-        <w:t>Openigloo company profile — https://www.crunchbase.com/organization/openigloo</w:t>
+        <w:rPr>
+          <w:b/>
+        </w:rPr>
+        <w:t>Rent-burden reconciliation.</w:t>
+      </w:r>
+      <w:r>
+        <w:rPr/>
+        <w:t xml:space="preserve"> Our case study cites </w:t>
+      </w:r>
+      <w:r>
+        <w:rPr>
+          <w:b/>
+        </w:rPr>
+        <w:t>51.6%</w:t>
+      </w:r>
+      <w:r>
+        <w:rPr/>
+        <w:t xml:space="preserve"> rent-burdened (RGB 2026 Income &amp; Affordability Study); the 2023 NYCHVS reports </w:t>
+      </w:r>
+      <w:r>
+        <w:rPr>
+          <w:b/>
+        </w:rPr>
+        <w:t>29.5%</w:t>
+      </w:r>
+      <w:r>
+        <w:rPr/>
+        <w:t>. Very likely different populations or thresholds — renter households versus all households — rather than a contradiction, but the distinction must be established before either is cited in front of someone who knows the other.</w:t>
       </w:r>
     </w:p>
     <w:p>
@@ -6380,18 +6365,14 @@
         <w:rPr/>
       </w:pPr>
       <w:r>
-        <w:rPr/>
-        <w:t xml:space="preserve">Rentlogic raises $2.4M — </w:t>
-      </w:r>
-      <w:r>
-        <w:rPr>
-          <w:i/>
-        </w:rPr>
-        <w:t>TechCrunch</w:t>
-      </w:r>
-      <w:r>
-        <w:rPr/>
-        <w:t>, 3 Aug 2018 — https://techcrunch.com/2018/08/03/rentlogic-lands-millions-to-grade-nyc-real-estate-for-renters-and-landlords/</w:t>
+        <w:rPr>
+          <w:b/>
+        </w:rPr>
+        <w:t>Whether the white space in §4 is actually empty</w:t>
+      </w:r>
+      <w:r>
+        <w:rPr/>
+        <w:t>, or merely not visible from public search.</w:t>
       </w:r>
     </w:p>
     <w:p>
@@ -6406,6 +6387,56 @@
           <w:tab w:val="left" w:pos="709" w:leader="none"/>
         </w:tabs>
         <w:bidi w:val="0"/>
+        <w:ind w:hanging="283" w:start="709"/>
+        <w:jc w:val="start"/>
+        <w:rPr/>
+      </w:pPr>
+      <w:r>
+        <w:rPr>
+          <w:b/>
+        </w:rPr>
+        <w:t>Whether renters use it at the moment that matters.</w:t>
+      </w:r>
+      <w:r>
+        <w:rPr/>
+        <w:t xml:space="preserve"> Openigloo reached 3M+ people and still had to leave for brokerage revenue. Audience was not the constraint. This is the question the comparables leave open and the one our own build cannot yet answer.</w:t>
+      </w:r>
+    </w:p>
+    <w:p>
+      <w:pPr>
+        <w:pStyle w:val="HorizontalLine"/>
+        <w:bidi w:val="0"/>
+        <w:jc w:val="start"/>
+        <w:rPr/>
+      </w:pPr>
+      <w:r>
+        <w:rPr/>
+      </w:r>
+    </w:p>
+    <w:p>
+      <w:pPr>
+        <w:pStyle w:val="Heading2"/>
+        <w:bidi w:val="0"/>
+        <w:jc w:val="start"/>
+        <w:rPr/>
+      </w:pPr>
+      <w:r>
+        <w:rPr/>
+        <w:t>Sources</w:t>
+      </w:r>
+    </w:p>
+    <w:p>
+      <w:pPr>
+        <w:pStyle w:val="BodyText"/>
+        <w:numPr>
+          <w:ilvl w:val="0"/>
+          <w:numId w:val="9"/>
+        </w:numPr>
+        <w:tabs>
+          <w:tab w:val="clear" w:pos="709"/>
+          <w:tab w:val="left" w:pos="709" w:leader="none"/>
+        </w:tabs>
+        <w:bidi w:val="0"/>
         <w:spacing w:before="0" w:after="0"/>
         <w:ind w:hanging="283" w:start="709"/>
         <w:jc w:val="start"/>
@@ -6413,17 +6444,17 @@
       </w:pPr>
       <w:r>
         <w:rPr/>
-        <w:t xml:space="preserve">Rentlogic expansion and pricing — </w:t>
+        <w:t xml:space="preserve">Openigloo pivot to brokerage — </w:t>
       </w:r>
       <w:r>
         <w:rPr>
           <w:i/>
         </w:rPr>
-        <w:t>Inman</w:t>
-      </w:r>
-      <w:r>
-        <w:rPr/>
-        <w:t>, 7 Aug 2018 — https://www.inman.com/2018/08/07/nyc-building-grading-startup-rentlogic-raises-2-point-4-m-for-expansion-to-other-cities/</w:t>
+        <w:t>The Real Deal</w:t>
+      </w:r>
+      <w:r>
+        <w:rPr/>
+        <w:t>, 28 Aug 2025 — https://therealdeal.com/new-york/2025/08/28/openigloo-won-over-tenants-can-it-do-the-same-with-landlords/</w:t>
       </w:r>
     </w:p>
     <w:p>
@@ -6431,7 +6462,7 @@
         <w:pStyle w:val="BodyText"/>
         <w:numPr>
           <w:ilvl w:val="0"/>
-          <w:numId w:val="8"/>
+          <w:numId w:val="9"/>
         </w:numPr>
         <w:tabs>
           <w:tab w:val="clear" w:pos="709"/>
@@ -6445,17 +6476,7 @@
       </w:pPr>
       <w:r>
         <w:rPr/>
-        <w:t xml:space="preserve">Rentlogic per-unit pricing — </w:t>
-      </w:r>
-      <w:r>
-        <w:rPr>
-          <w:i/>
-        </w:rPr>
-        <w:t>Techweek</w:t>
-      </w:r>
-      <w:r>
-        <w:rPr/>
-        <w:t xml:space="preserve"> — https://techweek.com/rentlogic-building-certification-newyork-startup/</w:t>
+        <w:t>Openigloo — https://www.openigloo.com/</w:t>
       </w:r>
     </w:p>
     <w:p>
@@ -6463,7 +6484,7 @@
         <w:pStyle w:val="BodyText"/>
         <w:numPr>
           <w:ilvl w:val="0"/>
-          <w:numId w:val="8"/>
+          <w:numId w:val="9"/>
         </w:numPr>
         <w:tabs>
           <w:tab w:val="clear" w:pos="709"/>
@@ -6477,7 +6498,7 @@
       </w:pPr>
       <w:r>
         <w:rPr/>
-        <w:t>NYC vacancy rate at 1.4% — NYC HPD — https://www.nyc.gov/site/hpd/news/007-24/new-york-city-s-vacancy-rate-reaches-historic-low-1-4-percent-demanding-urgent-action-new</w:t>
+        <w:t>Openigloo company profile — https://www.crunchbase.com/organization/openigloo</w:t>
       </w:r>
     </w:p>
     <w:p>
@@ -6485,7 +6506,7 @@
         <w:pStyle w:val="BodyText"/>
         <w:numPr>
           <w:ilvl w:val="0"/>
-          <w:numId w:val="8"/>
+          <w:numId w:val="9"/>
         </w:numPr>
         <w:tabs>
           <w:tab w:val="clear" w:pos="709"/>
@@ -6499,7 +6520,17 @@
       </w:pPr>
       <w:r>
         <w:rPr/>
-        <w:t>NYC Housing and Vacancy Survey — Rent Guidelines Board — https://rentguidelinesboard.cityofnewyork.us/research/nyc-housing-vacancy-survey/</w:t>
+        <w:t xml:space="preserve">Rentlogic raises $2.4M — </w:t>
+      </w:r>
+      <w:r>
+        <w:rPr>
+          <w:i/>
+        </w:rPr>
+        <w:t>TechCrunch</w:t>
+      </w:r>
+      <w:r>
+        <w:rPr/>
+        <w:t>, 3 Aug 2018 — https://techcrunch.com/2018/08/03/rentlogic-lands-millions-to-grade-nyc-real-estate-for-renters-and-landlords/</w:t>
       </w:r>
     </w:p>
     <w:p>
@@ -6507,7 +6538,7 @@
         <w:pStyle w:val="BodyText"/>
         <w:numPr>
           <w:ilvl w:val="0"/>
-          <w:numId w:val="8"/>
+          <w:numId w:val="9"/>
         </w:numPr>
         <w:tabs>
           <w:tab w:val="clear" w:pos="709"/>
@@ -6521,7 +6552,17 @@
       </w:pPr>
       <w:r>
         <w:rPr/>
-        <w:t>Moody's to acquire CAPE Analytics — Moody's IR, 13 Jan 2025 — https://ir.moodys.com/press-releases/news-details/2025/Moodys-to-Acquire-CAPE-Analytics-Adding-AI-Powered-Geospatial-Property-Risk-Intelligence-to-Its-Industry-Leading-Insurance-Risk-Models/default.aspx</w:t>
+        <w:t xml:space="preserve">Rentlogic expansion and pricing — </w:t>
+      </w:r>
+      <w:r>
+        <w:rPr>
+          <w:i/>
+        </w:rPr>
+        <w:t>Inman</w:t>
+      </w:r>
+      <w:r>
+        <w:rPr/>
+        <w:t>, 7 Aug 2018 — https://www.inman.com/2018/08/07/nyc-building-grading-startup-rentlogic-raises-2-point-4-m-for-expansion-to-other-cities/</w:t>
       </w:r>
     </w:p>
     <w:p>
@@ -6529,7 +6570,7 @@
         <w:pStyle w:val="BodyText"/>
         <w:numPr>
           <w:ilvl w:val="0"/>
-          <w:numId w:val="8"/>
+          <w:numId w:val="9"/>
         </w:numPr>
         <w:tabs>
           <w:tab w:val="clear" w:pos="709"/>
@@ -6543,17 +6584,17 @@
       </w:pPr>
       <w:r>
         <w:rPr/>
-        <w:t xml:space="preserve">Moody's acquires CAPE Analytics — </w:t>
+        <w:t xml:space="preserve">Rentlogic per-unit pricing — </w:t>
       </w:r>
       <w:r>
         <w:rPr>
           <w:i/>
         </w:rPr>
-        <w:t>Insurance Journal</w:t>
-      </w:r>
-      <w:r>
-        <w:rPr/>
-        <w:t>, 13 Jan 2025 — https://www.insurancejournal.com/news/national/2025/01/13/807956.htm</w:t>
+        <w:t>Techweek</w:t>
+      </w:r>
+      <w:r>
+        <w:rPr/>
+        <w:t xml:space="preserve"> — https://techweek.com/rentlogic-building-certification-newyork-startup/</w:t>
       </w:r>
     </w:p>
     <w:p>
@@ -6561,7 +6602,7 @@
         <w:pStyle w:val="BodyText"/>
         <w:numPr>
           <w:ilvl w:val="0"/>
-          <w:numId w:val="8"/>
+          <w:numId w:val="9"/>
         </w:numPr>
         <w:tabs>
           <w:tab w:val="clear" w:pos="709"/>
@@ -6575,7 +6616,7 @@
       </w:pPr>
       <w:r>
         <w:rPr/>
-        <w:t>ZestyAI — https://zesty.ai/</w:t>
+        <w:t>NYC vacancy rate at 1.4% — NYC HPD — https://www.nyc.gov/site/hpd/news/007-24/new-york-city-s-vacancy-rate-reaches-historic-low-1-4-percent-demanding-urgent-action-new</w:t>
       </w:r>
     </w:p>
     <w:p>
@@ -6583,7 +6624,7 @@
         <w:pStyle w:val="BodyText"/>
         <w:numPr>
           <w:ilvl w:val="0"/>
-          <w:numId w:val="8"/>
+          <w:numId w:val="9"/>
         </w:numPr>
         <w:tabs>
           <w:tab w:val="clear" w:pos="709"/>
@@ -6597,7 +6638,7 @@
       </w:pPr>
       <w:r>
         <w:rPr/>
-        <w:t>Verisk BuildFax permit data for insurers — https://www.globenewswire.com/news-release/2021/02/17/2177301/0/en/An-Industry-First-Canadian-Property-Insurers-Can-Unearth-Insights-from-Building-Permits-with-Verisk-s-BuildFax.html</w:t>
+        <w:t>NYC Housing and Vacancy Survey — Rent Guidelines Board — https://rentguidelinesboard.cityofnewyork.us/research/nyc-housing-vacancy-survey/</w:t>
       </w:r>
     </w:p>
     <w:p>
@@ -6605,7 +6646,7 @@
         <w:pStyle w:val="BodyText"/>
         <w:numPr>
           <w:ilvl w:val="0"/>
-          <w:numId w:val="8"/>
+          <w:numId w:val="9"/>
         </w:numPr>
         <w:tabs>
           <w:tab w:val="clear" w:pos="709"/>
@@ -6619,17 +6660,7 @@
       </w:pPr>
       <w:r>
         <w:rPr/>
-        <w:t xml:space="preserve">Housing code violations and insurer habitability exclusions — </w:t>
-      </w:r>
-      <w:r>
-        <w:rPr>
-          <w:i/>
-        </w:rPr>
-        <w:t>Distinguished</w:t>
-      </w:r>
-      <w:r>
-        <w:rPr/>
-        <w:t xml:space="preserve"> — https://distinguished.com/blog/housing-code-violations-in-los-angeles-an-interview-with-katie-vespia/</w:t>
+        <w:t>Moody's to acquire CAPE Analytics — Moody's IR, 13 Jan 2025 — https://ir.moodys.com/press-releases/news-details/2025/Moodys-to-Acquire-CAPE-Analytics-Adding-AI-Powered-Geospatial-Property-Risk-Intelligence-to-Its-Industry-Leading-Insurance-Risk-Models/default.aspx</w:t>
       </w:r>
     </w:p>
     <w:p>
@@ -6637,7 +6668,7 @@
         <w:pStyle w:val="BodyText"/>
         <w:numPr>
           <w:ilvl w:val="0"/>
-          <w:numId w:val="8"/>
+          <w:numId w:val="9"/>
         </w:numPr>
         <w:tabs>
           <w:tab w:val="clear" w:pos="709"/>
@@ -6651,7 +6682,17 @@
       </w:pPr>
       <w:r>
         <w:rPr/>
-        <w:t>PropTech market size — Fortune Business Insights — https://www.fortunebusinessinsights.com/proptech-market-108634</w:t>
+        <w:t xml:space="preserve">Moody's acquires CAPE Analytics — </w:t>
+      </w:r>
+      <w:r>
+        <w:rPr>
+          <w:i/>
+        </w:rPr>
+        <w:t>Insurance Journal</w:t>
+      </w:r>
+      <w:r>
+        <w:rPr/>
+        <w:t>, 13 Jan 2025 — https://www.insurancejournal.com/news/national/2025/01/13/807956.htm</w:t>
       </w:r>
     </w:p>
     <w:p>
@@ -6659,7 +6700,7 @@
         <w:pStyle w:val="BodyText"/>
         <w:numPr>
           <w:ilvl w:val="0"/>
-          <w:numId w:val="8"/>
+          <w:numId w:val="9"/>
         </w:numPr>
         <w:tabs>
           <w:tab w:val="clear" w:pos="709"/>
@@ -6673,7 +6714,7 @@
       </w:pPr>
       <w:r>
         <w:rPr/>
-        <w:t>PropTech market size — Grand View Research — https://www.grandviewresearch.com/industry-analysis/proptech-market-report</w:t>
+        <w:t>ZestyAI — https://zesty.ai/</w:t>
       </w:r>
     </w:p>
     <w:p>
@@ -6681,7 +6722,7 @@
         <w:pStyle w:val="BodyText"/>
         <w:numPr>
           <w:ilvl w:val="0"/>
-          <w:numId w:val="8"/>
+          <w:numId w:val="9"/>
         </w:numPr>
         <w:tabs>
           <w:tab w:val="clear" w:pos="709"/>
@@ -6695,7 +6736,7 @@
       </w:pPr>
       <w:r>
         <w:rPr/>
-        <w:t>PropTech market size — Precedence Research — https://www.precedenceresearch.com/proptech-market</w:t>
+        <w:t>Verisk BuildFax permit data for insurers — https://www.globenewswire.com/news-release/2021/02/17/2177301/0/en/An-Industry-First-Canadian-Property-Insurers-Can-Unearth-Insights-from-Building-Permits-with-Verisk-s-BuildFax.html</w:t>
       </w:r>
     </w:p>
     <w:p>
@@ -6703,7 +6744,7 @@
         <w:pStyle w:val="BodyText"/>
         <w:numPr>
           <w:ilvl w:val="0"/>
-          <w:numId w:val="8"/>
+          <w:numId w:val="9"/>
         </w:numPr>
         <w:tabs>
           <w:tab w:val="clear" w:pos="709"/>
@@ -6717,7 +6758,17 @@
       </w:pPr>
       <w:r>
         <w:rPr/>
-        <w:t>PropTech market size — Market.us — https://market.us/report/proptech-market/</w:t>
+        <w:t xml:space="preserve">Housing code violations and insurer habitability exclusions — </w:t>
+      </w:r>
+      <w:r>
+        <w:rPr>
+          <w:i/>
+        </w:rPr>
+        <w:t>Distinguished</w:t>
+      </w:r>
+      <w:r>
+        <w:rPr/>
+        <w:t xml:space="preserve"> — https://distinguished.com/blog/housing-code-violations-in-los-angeles-an-interview-with-katie-vespia/</w:t>
       </w:r>
     </w:p>
     <w:p>
@@ -6725,7 +6776,95 @@
         <w:pStyle w:val="BodyText"/>
         <w:numPr>
           <w:ilvl w:val="0"/>
-          <w:numId w:val="8"/>
+          <w:numId w:val="9"/>
+        </w:numPr>
+        <w:tabs>
+          <w:tab w:val="clear" w:pos="709"/>
+          <w:tab w:val="left" w:pos="709" w:leader="none"/>
+        </w:tabs>
+        <w:bidi w:val="0"/>
+        <w:spacing w:before="0" w:after="0"/>
+        <w:ind w:hanging="283" w:start="709"/>
+        <w:jc w:val="start"/>
+        <w:rPr/>
+      </w:pPr>
+      <w:r>
+        <w:rPr/>
+        <w:t>PropTech market size — Fortune Business Insights — https://www.fortunebusinessinsights.com/proptech-market-108634</w:t>
+      </w:r>
+    </w:p>
+    <w:p>
+      <w:pPr>
+        <w:pStyle w:val="BodyText"/>
+        <w:numPr>
+          <w:ilvl w:val="0"/>
+          <w:numId w:val="9"/>
+        </w:numPr>
+        <w:tabs>
+          <w:tab w:val="clear" w:pos="709"/>
+          <w:tab w:val="left" w:pos="709" w:leader="none"/>
+        </w:tabs>
+        <w:bidi w:val="0"/>
+        <w:spacing w:before="0" w:after="0"/>
+        <w:ind w:hanging="283" w:start="709"/>
+        <w:jc w:val="start"/>
+        <w:rPr/>
+      </w:pPr>
+      <w:r>
+        <w:rPr/>
+        <w:t>PropTech market size — Grand View Research — https://www.grandviewresearch.com/industry-analysis/proptech-market-report</w:t>
+      </w:r>
+    </w:p>
+    <w:p>
+      <w:pPr>
+        <w:pStyle w:val="BodyText"/>
+        <w:numPr>
+          <w:ilvl w:val="0"/>
+          <w:numId w:val="9"/>
+        </w:numPr>
+        <w:tabs>
+          <w:tab w:val="clear" w:pos="709"/>
+          <w:tab w:val="left" w:pos="709" w:leader="none"/>
+        </w:tabs>
+        <w:bidi w:val="0"/>
+        <w:spacing w:before="0" w:after="0"/>
+        <w:ind w:hanging="283" w:start="709"/>
+        <w:jc w:val="start"/>
+        <w:rPr/>
+      </w:pPr>
+      <w:r>
+        <w:rPr/>
+        <w:t>PropTech market size — Precedence Research — https://www.precedenceresearch.com/proptech-market</w:t>
+      </w:r>
+    </w:p>
+    <w:p>
+      <w:pPr>
+        <w:pStyle w:val="BodyText"/>
+        <w:numPr>
+          <w:ilvl w:val="0"/>
+          <w:numId w:val="9"/>
+        </w:numPr>
+        <w:tabs>
+          <w:tab w:val="clear" w:pos="709"/>
+          <w:tab w:val="left" w:pos="709" w:leader="none"/>
+        </w:tabs>
+        <w:bidi w:val="0"/>
+        <w:spacing w:before="0" w:after="0"/>
+        <w:ind w:hanging="283" w:start="709"/>
+        <w:jc w:val="start"/>
+        <w:rPr/>
+      </w:pPr>
+      <w:r>
+        <w:rPr/>
+        <w:t>PropTech market size — Market.us — https://market.us/report/proptech-market/</w:t>
+      </w:r>
+    </w:p>
+    <w:p>
+      <w:pPr>
+        <w:pStyle w:val="BodyText"/>
+        <w:numPr>
+          <w:ilvl w:val="0"/>
+          <w:numId w:val="9"/>
         </w:numPr>
         <w:tabs>
           <w:tab w:val="clear" w:pos="709"/>
@@ -7152,6 +7291,125 @@
   <w:abstractNum w:abstractNumId="4">
     <w:lvl w:ilvl="0">
       <w:start w:val="1"/>
+      <w:numFmt w:val="decimal"/>
+      <w:lvlText w:val="%1."/>
+      <w:lvlJc w:val="start"/>
+      <w:pPr>
+        <w:tabs>
+          <w:tab w:val="num" w:pos="709"/>
+        </w:tabs>
+        <w:ind w:start="709" w:hanging="283"/>
+      </w:pPr>
+      <w:rPr/>
+    </w:lvl>
+    <w:lvl w:ilvl="1">
+      <w:start w:val="1"/>
+      <w:numFmt w:val="decimal"/>
+      <w:lvlText w:val="%2."/>
+      <w:lvlJc w:val="start"/>
+      <w:pPr>
+        <w:tabs>
+          <w:tab w:val="num" w:pos="1418"/>
+        </w:tabs>
+        <w:ind w:start="1418" w:hanging="283"/>
+      </w:pPr>
+      <w:rPr/>
+    </w:lvl>
+    <w:lvl w:ilvl="2">
+      <w:start w:val="1"/>
+      <w:numFmt w:val="decimal"/>
+      <w:lvlText w:val="%3."/>
+      <w:lvlJc w:val="start"/>
+      <w:pPr>
+        <w:tabs>
+          <w:tab w:val="num" w:pos="2127"/>
+        </w:tabs>
+        <w:ind w:start="2127" w:hanging="283"/>
+      </w:pPr>
+      <w:rPr/>
+    </w:lvl>
+    <w:lvl w:ilvl="3">
+      <w:start w:val="1"/>
+      <w:numFmt w:val="decimal"/>
+      <w:lvlText w:val="%4."/>
+      <w:lvlJc w:val="start"/>
+      <w:pPr>
+        <w:tabs>
+          <w:tab w:val="num" w:pos="2836"/>
+        </w:tabs>
+        <w:ind w:start="2836" w:hanging="283"/>
+      </w:pPr>
+      <w:rPr/>
+    </w:lvl>
+    <w:lvl w:ilvl="4">
+      <w:start w:val="1"/>
+      <w:numFmt w:val="decimal"/>
+      <w:lvlText w:val="%5."/>
+      <w:lvlJc w:val="start"/>
+      <w:pPr>
+        <w:tabs>
+          <w:tab w:val="num" w:pos="3545"/>
+        </w:tabs>
+        <w:ind w:start="3545" w:hanging="283"/>
+      </w:pPr>
+      <w:rPr/>
+    </w:lvl>
+    <w:lvl w:ilvl="5">
+      <w:start w:val="1"/>
+      <w:numFmt w:val="decimal"/>
+      <w:lvlText w:val="%6."/>
+      <w:lvlJc w:val="start"/>
+      <w:pPr>
+        <w:tabs>
+          <w:tab w:val="num" w:pos="4254"/>
+        </w:tabs>
+        <w:ind w:start="4254" w:hanging="283"/>
+      </w:pPr>
+      <w:rPr/>
+    </w:lvl>
+    <w:lvl w:ilvl="6">
+      <w:start w:val="1"/>
+      <w:numFmt w:val="decimal"/>
+      <w:lvlText w:val="%7."/>
+      <w:lvlJc w:val="start"/>
+      <w:pPr>
+        <w:tabs>
+          <w:tab w:val="num" w:pos="4963"/>
+        </w:tabs>
+        <w:ind w:start="4963" w:hanging="283"/>
+      </w:pPr>
+      <w:rPr/>
+    </w:lvl>
+    <w:lvl w:ilvl="7">
+      <w:start w:val="1"/>
+      <w:numFmt w:val="decimal"/>
+      <w:lvlText w:val="%8."/>
+      <w:lvlJc w:val="start"/>
+      <w:pPr>
+        <w:tabs>
+          <w:tab w:val="num" w:pos="5672"/>
+        </w:tabs>
+        <w:ind w:start="5672" w:hanging="283"/>
+      </w:pPr>
+      <w:rPr/>
+    </w:lvl>
+    <w:lvl w:ilvl="8">
+      <w:start w:val="1"/>
+      <w:numFmt w:val="decimal"/>
+      <w:lvlText w:val="%9."/>
+      <w:lvlJc w:val="start"/>
+      <w:pPr>
+        <w:tabs>
+          <w:tab w:val="num" w:pos="6381"/>
+        </w:tabs>
+        <w:ind w:start="6381" w:hanging="283"/>
+      </w:pPr>
+      <w:rPr/>
+    </w:lvl>
+  </w:abstractNum>
+  <w:abstractNum w:abstractNumId="5">
+    <w:lvl w:ilvl="0">
+      <w:start w:val="1"/>
       <w:numFmt w:val="bullet"/>
       <w:lvlText w:val=""/>
       <w:lvlJc w:val="start"/>
@@ -7286,7 +7544,7 @@
       </w:rPr>
     </w:lvl>
   </w:abstractNum>
-  <w:abstractNum w:abstractNumId="5">
+  <w:abstractNum w:abstractNumId="6">
     <w:lvl w:ilvl="0">
       <w:start w:val="1"/>
       <w:numFmt w:val="bullet"/>
@@ -7423,7 +7681,7 @@
       </w:rPr>
     </w:lvl>
   </w:abstractNum>
-  <w:abstractNum w:abstractNumId="6">
+  <w:abstractNum w:abstractNumId="7">
     <w:lvl w:ilvl="0">
       <w:start w:val="1"/>
       <w:numFmt w:val="bullet"/>
@@ -7560,7 +7818,7 @@
       </w:rPr>
     </w:lvl>
   </w:abstractNum>
-  <w:abstractNum w:abstractNumId="7">
+  <w:abstractNum w:abstractNumId="8">
     <w:lvl w:ilvl="0">
       <w:start w:val="1"/>
       <w:numFmt w:val="decimal"/>
@@ -7679,7 +7937,7 @@
       <w:rPr/>
     </w:lvl>
   </w:abstractNum>
-  <w:abstractNum w:abstractNumId="8">
+  <w:abstractNum w:abstractNumId="9">
     <w:lvl w:ilvl="0">
       <w:start w:val="1"/>
       <w:numFmt w:val="bullet"/>
@@ -7816,7 +8074,7 @@
       </w:rPr>
     </w:lvl>
   </w:abstractNum>
-  <w:abstractNum w:abstractNumId="9">
+  <w:abstractNum w:abstractNumId="10">
     <w:lvl w:ilvl="0">
       <w:start w:val="1"/>
       <w:numFmt w:val="none"/>
@@ -7964,6 +8222,9 @@
   </w:num>
   <w:num w:numId="9">
     <w:abstractNumId w:val="9"/>
+  </w:num>
+  <w:num w:numId="10">
+    <w:abstractNumId w:val="10"/>
   </w:num>
 </w:numbering>
 </file>
